--- a/Lab04/Minh chung.docx
+++ b/Lab04/Minh chung.docx
@@ -1,13 +1,375 @@
 
 <file path=word/document.xml><?xml version="1.0" encoding="utf-8"?>
-<w:document xmlns:wpc="http://schemas.microsoft.com/office/word/2010/wordprocessingCanvas" xmlns:mc="http://schemas.openxmlformats.org/markup-compatibility/2006" xmlns:o="urn:schemas-microsoft-com:office:office" xmlns:r="http://schemas.openxmlformats.org/officeDocument/2006/relationships" xmlns:m="http://schemas.openxmlformats.org/officeDocument/2006/math" xmlns:v="urn:schemas-microsoft-com:vml" xmlns:wp14="http://schemas.microsoft.com/office/word/2010/wordprocessingDrawing" xmlns:wp="http://schemas.openxmlformats.org/drawingml/2006/wordprocessingDrawing" xmlns:w10="urn:schemas-microsoft-com:office:word" xmlns:w="http://schemas.openxmlformats.org/wordprocessingml/2006/main" xmlns:w14="http://schemas.microsoft.com/office/word/2010/wordml" xmlns:w15="http://schemas.microsoft.com/office/word/2012/wordml" xmlns:wpg="http://schemas.microsoft.com/office/word/2010/wordprocessingGroup" xmlns:wpi="http://schemas.microsoft.com/office/word/2010/wordprocessingInk" xmlns:wne="http://schemas.microsoft.com/office/word/2006/wordml" xmlns:wps="http://schemas.microsoft.com/office/word/2010/wordprocessingShape" mc:Ignorable="w14 w15 wp14">
+<w:document xmlns:wpc="http://schemas.microsoft.com/office/word/2010/wordprocessingCanvas" xmlns:cx="http://schemas.microsoft.com/office/drawing/2014/chartex" xmlns:cx1="http://schemas.microsoft.com/office/drawing/2015/9/8/chartex" xmlns:cx2="http://schemas.microsoft.com/office/drawing/2015/10/21/chartex" xmlns:cx3="http://schemas.microsoft.com/office/drawing/2016/5/9/chartex" xmlns:cx4="http://schemas.microsoft.com/office/drawing/2016/5/10/chartex" xmlns:cx5="http://schemas.microsoft.com/office/drawing/2016/5/11/chartex" xmlns:cx6="http://schemas.microsoft.com/office/drawing/2016/5/12/chartex" xmlns:cx7="http://schemas.microsoft.com/office/drawing/2016/5/13/chartex" xmlns:cx8="http://schemas.microsoft.com/office/drawing/2016/5/14/chartex" xmlns:mc="http://schemas.openxmlformats.org/markup-compatibility/2006" xmlns:aink="http://schemas.microsoft.com/office/drawing/2016/ink" xmlns:am3d="http://schemas.microsoft.com/office/drawing/2017/model3d" xmlns:o="urn:schemas-microsoft-com:office:office" xmlns:oel="http://schemas.microsoft.com/office/2019/extlst" xmlns:r="http://schemas.openxmlformats.org/officeDocument/2006/relationships" xmlns:m="http://schemas.openxmlformats.org/officeDocument/2006/math" xmlns:v="urn:schemas-microsoft-com:vml" xmlns:wp14="http://schemas.microsoft.com/office/word/2010/wordprocessingDrawing" xmlns:wp="http://schemas.openxmlformats.org/drawingml/2006/wordprocessingDrawing" xmlns:w10="urn:schemas-microsoft-com:office:word" xmlns:w="http://schemas.openxmlformats.org/wordprocessingml/2006/main" xmlns:w14="http://schemas.microsoft.com/office/word/2010/wordml" xmlns:w15="http://schemas.microsoft.com/office/word/2012/wordml" xmlns:w16cex="http://schemas.microsoft.com/office/word/2018/wordml/cex" xmlns:w16cid="http://schemas.microsoft.com/office/word/2016/wordml/cid" xmlns:w16="http://schemas.microsoft.com/office/word/2018/wordml" xmlns:w16du="http://schemas.microsoft.com/office/word/2023/wordml/word16du" xmlns:w16sdtdh="http://schemas.microsoft.com/office/word/2020/wordml/sdtdatahash" xmlns:w16sdtfl="http://schemas.microsoft.com/office/word/2024/wordml/sdtformatlock" xmlns:w16se="http://schemas.microsoft.com/office/word/2015/wordml/symex" xmlns:wpg="http://schemas.microsoft.com/office/word/2010/wordprocessingGroup" xmlns:wpi="http://schemas.microsoft.com/office/word/2010/wordprocessingInk" xmlns:wne="http://schemas.microsoft.com/office/word/2006/wordml" xmlns:wps="http://schemas.microsoft.com/office/word/2010/wordprocessingShape" mc:Ignorable="w14 w15 w16se w16cid w16 w16cex w16sdtdh w16sdtfl w16du wp14">
   <w:body>
     <w:p>
-      <w:r>
-        <w:t>Minh chung</w:t>
-      </w:r>
-      <w:bookmarkStart w:id="0" w:name="_GoBack"/>
-      <w:bookmarkEnd w:id="0"/>
+      <w:pPr>
+        <w:rPr>
+          <w:lang w:val="vi-VN"/>
+        </w:rPr>
+      </w:pPr>
+      <w:r>
+        <w:rPr>
+          <w:lang w:val="vi-VN"/>
+        </w:rPr>
+        <w:t>Phần 1</w:t>
+      </w:r>
+    </w:p>
+    <w:p>
+      <w:r>
+        <w:rPr>
+          <w:lang w:val="vi-VN"/>
+        </w:rPr>
+        <w:t>Docker –version</w:t>
+      </w:r>
+    </w:p>
+    <w:p>
+      <w:r>
+        <w:drawing>
+          <wp:inline distT="0" distB="0" distL="0" distR="0" wp14:anchorId="2670FE72" wp14:editId="57DE1D0D">
+            <wp:extent cx="3924848" cy="562053"/>
+            <wp:effectExtent l="0" t="0" r="0" b="9525"/>
+            <wp:docPr id="1137379076" name="Picture 1"/>
+            <wp:cNvGraphicFramePr>
+              <a:graphicFrameLocks xmlns:a="http://schemas.openxmlformats.org/drawingml/2006/main" noChangeAspect="1"/>
+            </wp:cNvGraphicFramePr>
+            <a:graphic xmlns:a="http://schemas.openxmlformats.org/drawingml/2006/main">
+              <a:graphicData uri="http://schemas.openxmlformats.org/drawingml/2006/picture">
+                <pic:pic xmlns:pic="http://schemas.openxmlformats.org/drawingml/2006/picture">
+                  <pic:nvPicPr>
+                    <pic:cNvPr id="1137379076" name=""/>
+                    <pic:cNvPicPr/>
+                  </pic:nvPicPr>
+                  <pic:blipFill>
+                    <a:blip r:embed="rId4"/>
+                    <a:stretch>
+                      <a:fillRect/>
+                    </a:stretch>
+                  </pic:blipFill>
+                  <pic:spPr>
+                    <a:xfrm>
+                      <a:off x="0" y="0"/>
+                      <a:ext cx="3924848" cy="562053"/>
+                    </a:xfrm>
+                    <a:prstGeom prst="rect">
+                      <a:avLst/>
+                    </a:prstGeom>
+                  </pic:spPr>
+                </pic:pic>
+              </a:graphicData>
+            </a:graphic>
+          </wp:inline>
+        </w:drawing>
+      </w:r>
+    </w:p>
+    <w:p>
+      <w:r>
+        <w:t>Docker run hello-word</w:t>
+      </w:r>
+    </w:p>
+    <w:p>
+      <w:r>
+        <w:drawing>
+          <wp:inline distT="0" distB="0" distL="0" distR="0" wp14:anchorId="0D07C7A8" wp14:editId="735F4A2B">
+            <wp:extent cx="5943600" cy="3933825"/>
+            <wp:effectExtent l="0" t="0" r="0" b="9525"/>
+            <wp:docPr id="506992466" name="Picture 1"/>
+            <wp:cNvGraphicFramePr>
+              <a:graphicFrameLocks xmlns:a="http://schemas.openxmlformats.org/drawingml/2006/main" noChangeAspect="1"/>
+            </wp:cNvGraphicFramePr>
+            <a:graphic xmlns:a="http://schemas.openxmlformats.org/drawingml/2006/main">
+              <a:graphicData uri="http://schemas.openxmlformats.org/drawingml/2006/picture">
+                <pic:pic xmlns:pic="http://schemas.openxmlformats.org/drawingml/2006/picture">
+                  <pic:nvPicPr>
+                    <pic:cNvPr id="506992466" name=""/>
+                    <pic:cNvPicPr/>
+                  </pic:nvPicPr>
+                  <pic:blipFill>
+                    <a:blip r:embed="rId5"/>
+                    <a:stretch>
+                      <a:fillRect/>
+                    </a:stretch>
+                  </pic:blipFill>
+                  <pic:spPr>
+                    <a:xfrm>
+                      <a:off x="0" y="0"/>
+                      <a:ext cx="5943600" cy="3933825"/>
+                    </a:xfrm>
+                    <a:prstGeom prst="rect">
+                      <a:avLst/>
+                    </a:prstGeom>
+                  </pic:spPr>
+                </pic:pic>
+              </a:graphicData>
+            </a:graphic>
+          </wp:inline>
+        </w:drawing>
+      </w:r>
+    </w:p>
+    <w:p>
+      <w:r>
+        <w:t>Docker pull nginx</w:t>
+      </w:r>
+    </w:p>
+    <w:p>
+      <w:r>
+        <w:lastRenderedPageBreak/>
+        <w:drawing>
+          <wp:inline distT="0" distB="0" distL="0" distR="0" wp14:anchorId="0AA10C32" wp14:editId="24F94810">
+            <wp:extent cx="5943600" cy="2517775"/>
+            <wp:effectExtent l="0" t="0" r="0" b="0"/>
+            <wp:docPr id="1042314163" name="Picture 1"/>
+            <wp:cNvGraphicFramePr>
+              <a:graphicFrameLocks xmlns:a="http://schemas.openxmlformats.org/drawingml/2006/main" noChangeAspect="1"/>
+            </wp:cNvGraphicFramePr>
+            <a:graphic xmlns:a="http://schemas.openxmlformats.org/drawingml/2006/main">
+              <a:graphicData uri="http://schemas.openxmlformats.org/drawingml/2006/picture">
+                <pic:pic xmlns:pic="http://schemas.openxmlformats.org/drawingml/2006/picture">
+                  <pic:nvPicPr>
+                    <pic:cNvPr id="1042314163" name=""/>
+                    <pic:cNvPicPr/>
+                  </pic:nvPicPr>
+                  <pic:blipFill>
+                    <a:blip r:embed="rId6"/>
+                    <a:stretch>
+                      <a:fillRect/>
+                    </a:stretch>
+                  </pic:blipFill>
+                  <pic:spPr>
+                    <a:xfrm>
+                      <a:off x="0" y="0"/>
+                      <a:ext cx="5943600" cy="2517775"/>
+                    </a:xfrm>
+                    <a:prstGeom prst="rect">
+                      <a:avLst/>
+                    </a:prstGeom>
+                  </pic:spPr>
+                </pic:pic>
+              </a:graphicData>
+            </a:graphic>
+          </wp:inline>
+        </w:drawing>
+      </w:r>
+    </w:p>
+    <w:p/>
+    <w:p>
+      <w:r>
+        <w:t>Docker images</w:t>
+      </w:r>
+    </w:p>
+    <w:p>
+      <w:r>
+        <w:drawing>
+          <wp:inline distT="0" distB="0" distL="0" distR="0" wp14:anchorId="2FCED580" wp14:editId="571922DB">
+            <wp:extent cx="5943600" cy="1195705"/>
+            <wp:effectExtent l="0" t="0" r="0" b="4445"/>
+            <wp:docPr id="1470493272" name="Picture 1"/>
+            <wp:cNvGraphicFramePr>
+              <a:graphicFrameLocks xmlns:a="http://schemas.openxmlformats.org/drawingml/2006/main" noChangeAspect="1"/>
+            </wp:cNvGraphicFramePr>
+            <a:graphic xmlns:a="http://schemas.openxmlformats.org/drawingml/2006/main">
+              <a:graphicData uri="http://schemas.openxmlformats.org/drawingml/2006/picture">
+                <pic:pic xmlns:pic="http://schemas.openxmlformats.org/drawingml/2006/picture">
+                  <pic:nvPicPr>
+                    <pic:cNvPr id="1470493272" name=""/>
+                    <pic:cNvPicPr/>
+                  </pic:nvPicPr>
+                  <pic:blipFill>
+                    <a:blip r:embed="rId7"/>
+                    <a:stretch>
+                      <a:fillRect/>
+                    </a:stretch>
+                  </pic:blipFill>
+                  <pic:spPr>
+                    <a:xfrm>
+                      <a:off x="0" y="0"/>
+                      <a:ext cx="5943600" cy="1195705"/>
+                    </a:xfrm>
+                    <a:prstGeom prst="rect">
+                      <a:avLst/>
+                    </a:prstGeom>
+                  </pic:spPr>
+                </pic:pic>
+              </a:graphicData>
+            </a:graphic>
+          </wp:inline>
+        </w:drawing>
+      </w:r>
+    </w:p>
+    <w:p>
+      <w:r>
+        <w:t>Docker run -d nginx</w:t>
+      </w:r>
+    </w:p>
+    <w:p>
+      <w:r>
+        <w:drawing>
+          <wp:inline distT="0" distB="0" distL="0" distR="0" wp14:anchorId="1476CDDF" wp14:editId="386B53B4">
+            <wp:extent cx="5943600" cy="367665"/>
+            <wp:effectExtent l="0" t="0" r="0" b="0"/>
+            <wp:docPr id="1054201090" name="Picture 1"/>
+            <wp:cNvGraphicFramePr>
+              <a:graphicFrameLocks xmlns:a="http://schemas.openxmlformats.org/drawingml/2006/main" noChangeAspect="1"/>
+            </wp:cNvGraphicFramePr>
+            <a:graphic xmlns:a="http://schemas.openxmlformats.org/drawingml/2006/main">
+              <a:graphicData uri="http://schemas.openxmlformats.org/drawingml/2006/picture">
+                <pic:pic xmlns:pic="http://schemas.openxmlformats.org/drawingml/2006/picture">
+                  <pic:nvPicPr>
+                    <pic:cNvPr id="1054201090" name=""/>
+                    <pic:cNvPicPr/>
+                  </pic:nvPicPr>
+                  <pic:blipFill>
+                    <a:blip r:embed="rId8"/>
+                    <a:stretch>
+                      <a:fillRect/>
+                    </a:stretch>
+                  </pic:blipFill>
+                  <pic:spPr>
+                    <a:xfrm>
+                      <a:off x="0" y="0"/>
+                      <a:ext cx="5943600" cy="367665"/>
+                    </a:xfrm>
+                    <a:prstGeom prst="rect">
+                      <a:avLst/>
+                    </a:prstGeom>
+                  </pic:spPr>
+                </pic:pic>
+              </a:graphicData>
+            </a:graphic>
+          </wp:inline>
+        </w:drawing>
+      </w:r>
+    </w:p>
+    <w:p>
+      <w:r>
+        <w:t>Docker ps</w:t>
+      </w:r>
+    </w:p>
+    <w:p>
+      <w:r>
+        <w:drawing>
+          <wp:inline distT="0" distB="0" distL="0" distR="0" wp14:anchorId="5444115F" wp14:editId="3C67A70D">
+            <wp:extent cx="5943600" cy="381000"/>
+            <wp:effectExtent l="0" t="0" r="0" b="0"/>
+            <wp:docPr id="1097018560" name="Picture 1"/>
+            <wp:cNvGraphicFramePr>
+              <a:graphicFrameLocks xmlns:a="http://schemas.openxmlformats.org/drawingml/2006/main" noChangeAspect="1"/>
+            </wp:cNvGraphicFramePr>
+            <a:graphic xmlns:a="http://schemas.openxmlformats.org/drawingml/2006/main">
+              <a:graphicData uri="http://schemas.openxmlformats.org/drawingml/2006/picture">
+                <pic:pic xmlns:pic="http://schemas.openxmlformats.org/drawingml/2006/picture">
+                  <pic:nvPicPr>
+                    <pic:cNvPr id="1097018560" name=""/>
+                    <pic:cNvPicPr/>
+                  </pic:nvPicPr>
+                  <pic:blipFill>
+                    <a:blip r:embed="rId9"/>
+                    <a:stretch>
+                      <a:fillRect/>
+                    </a:stretch>
+                  </pic:blipFill>
+                  <pic:spPr>
+                    <a:xfrm>
+                      <a:off x="0" y="0"/>
+                      <a:ext cx="5943600" cy="381000"/>
+                    </a:xfrm>
+                    <a:prstGeom prst="rect">
+                      <a:avLst/>
+                    </a:prstGeom>
+                  </pic:spPr>
+                </pic:pic>
+              </a:graphicData>
+            </a:graphic>
+          </wp:inline>
+        </w:drawing>
+      </w:r>
+    </w:p>
+    <w:p>
+      <w:r>
+        <w:t xml:space="preserve">Docker ps -a </w:t>
+      </w:r>
+    </w:p>
+    <w:p>
+      <w:r>
+        <w:drawing>
+          <wp:inline distT="0" distB="0" distL="0" distR="0" wp14:anchorId="4292B7D4" wp14:editId="6533A36A">
+            <wp:extent cx="5943600" cy="1371600"/>
+            <wp:effectExtent l="0" t="0" r="0" b="0"/>
+            <wp:docPr id="1009372780" name="Picture 1"/>
+            <wp:cNvGraphicFramePr>
+              <a:graphicFrameLocks xmlns:a="http://schemas.openxmlformats.org/drawingml/2006/main" noChangeAspect="1"/>
+            </wp:cNvGraphicFramePr>
+            <a:graphic xmlns:a="http://schemas.openxmlformats.org/drawingml/2006/main">
+              <a:graphicData uri="http://schemas.openxmlformats.org/drawingml/2006/picture">
+                <pic:pic xmlns:pic="http://schemas.openxmlformats.org/drawingml/2006/picture">
+                  <pic:nvPicPr>
+                    <pic:cNvPr id="1009372780" name=""/>
+                    <pic:cNvPicPr/>
+                  </pic:nvPicPr>
+                  <pic:blipFill>
+                    <a:blip r:embed="rId10"/>
+                    <a:stretch>
+                      <a:fillRect/>
+                    </a:stretch>
+                  </pic:blipFill>
+                  <pic:spPr>
+                    <a:xfrm>
+                      <a:off x="0" y="0"/>
+                      <a:ext cx="5943600" cy="1371600"/>
+                    </a:xfrm>
+                    <a:prstGeom prst="rect">
+                      <a:avLst/>
+                    </a:prstGeom>
+                  </pic:spPr>
+                </pic:pic>
+              </a:graphicData>
+            </a:graphic>
+          </wp:inline>
+        </w:drawing>
+      </w:r>
+      <w:r>
+        <w:t>docker logs &lt;container_id&gt;</w:t>
+      </w:r>
+    </w:p>
+    <w:p>
+      <w:r>
+        <w:lastRenderedPageBreak/>
+        <w:drawing>
+          <wp:inline distT="0" distB="0" distL="0" distR="0" wp14:anchorId="48809992" wp14:editId="1178012A">
+            <wp:extent cx="5943600" cy="3025140"/>
+            <wp:effectExtent l="0" t="0" r="0" b="3810"/>
+            <wp:docPr id="1618854732" name="Picture 1"/>
+            <wp:cNvGraphicFramePr>
+              <a:graphicFrameLocks xmlns:a="http://schemas.openxmlformats.org/drawingml/2006/main" noChangeAspect="1"/>
+            </wp:cNvGraphicFramePr>
+            <a:graphic xmlns:a="http://schemas.openxmlformats.org/drawingml/2006/main">
+              <a:graphicData uri="http://schemas.openxmlformats.org/drawingml/2006/picture">
+                <pic:pic xmlns:pic="http://schemas.openxmlformats.org/drawingml/2006/picture">
+                  <pic:nvPicPr>
+                    <pic:cNvPr id="1618854732" name=""/>
+                    <pic:cNvPicPr/>
+                  </pic:nvPicPr>
+                  <pic:blipFill>
+                    <a:blip r:embed="rId11"/>
+                    <a:stretch>
+                      <a:fillRect/>
+                    </a:stretch>
+                  </pic:blipFill>
+                  <pic:spPr>
+                    <a:xfrm>
+                      <a:off x="0" y="0"/>
+                      <a:ext cx="5943600" cy="3025140"/>
+                    </a:xfrm>
+                    <a:prstGeom prst="rect">
+                      <a:avLst/>
+                    </a:prstGeom>
+                  </pic:spPr>
+                </pic:pic>
+              </a:graphicData>
+            </a:graphic>
+          </wp:inline>
+        </w:drawing>
+      </w:r>
     </w:p>
     <w:sectPr>
       <w:pgSz w:w="12240" w:h="15840"/>
@@ -20,7 +382,7 @@
 </file>
 
 <file path=word/styles.xml><?xml version="1.0" encoding="utf-8"?>
-<w:styles xmlns:mc="http://schemas.openxmlformats.org/markup-compatibility/2006" xmlns:r="http://schemas.openxmlformats.org/officeDocument/2006/relationships" xmlns:w="http://schemas.openxmlformats.org/wordprocessingml/2006/main" xmlns:w14="http://schemas.microsoft.com/office/word/2010/wordml" xmlns:w15="http://schemas.microsoft.com/office/word/2012/wordml" mc:Ignorable="w14 w15">
+<w:styles xmlns:mc="http://schemas.openxmlformats.org/markup-compatibility/2006" xmlns:r="http://schemas.openxmlformats.org/officeDocument/2006/relationships" xmlns:w="http://schemas.openxmlformats.org/wordprocessingml/2006/main" xmlns:w14="http://schemas.microsoft.com/office/word/2010/wordml" xmlns:w15="http://schemas.microsoft.com/office/word/2012/wordml" xmlns:w16cex="http://schemas.microsoft.com/office/word/2018/wordml/cex" xmlns:w16cid="http://schemas.microsoft.com/office/word/2016/wordml/cid" xmlns:w16="http://schemas.microsoft.com/office/word/2018/wordml" xmlns:w16du="http://schemas.microsoft.com/office/word/2023/wordml/word16du" xmlns:w16sdtdh="http://schemas.microsoft.com/office/word/2020/wordml/sdtdatahash" xmlns:w16sdtfl="http://schemas.microsoft.com/office/word/2024/wordml/sdtformatlock" xmlns:w16se="http://schemas.microsoft.com/office/word/2015/wordml/symex" mc:Ignorable="w14 w15 w16se w16cid w16 w16cex w16sdtdh w16sdtfl w16du">
   <w:docDefaults>
     <w:rPrDefault>
       <w:rPr>
@@ -36,7 +398,7 @@
       </w:pPr>
     </w:pPrDefault>
   </w:docDefaults>
-  <w:latentStyles w:defLockedState="0" w:defUIPriority="99" w:defSemiHidden="0" w:defUnhideWhenUsed="0" w:defQFormat="0" w:count="371">
+  <w:latentStyles w:defLockedState="0" w:defUIPriority="99" w:defSemiHidden="0" w:defUnhideWhenUsed="0" w:defQFormat="0" w:count="376">
     <w:lsdException w:name="Normal" w:uiPriority="0" w:qFormat="1"/>
     <w:lsdException w:name="heading 1" w:uiPriority="9" w:qFormat="1"/>
     <w:lsdException w:name="heading 2" w:semiHidden="1" w:uiPriority="9" w:unhideWhenUsed="1" w:qFormat="1"/>
@@ -408,6 +770,11 @@
     <w:lsdException w:name="List Table 5 Dark Accent 6" w:uiPriority="50"/>
     <w:lsdException w:name="List Table 6 Colorful Accent 6" w:uiPriority="51"/>
     <w:lsdException w:name="List Table 7 Colorful Accent 6" w:uiPriority="52"/>
+    <w:lsdException w:name="Mention" w:semiHidden="1" w:unhideWhenUsed="1"/>
+    <w:lsdException w:name="Smart Hyperlink" w:semiHidden="1" w:unhideWhenUsed="1"/>
+    <w:lsdException w:name="Hashtag" w:semiHidden="1" w:unhideWhenUsed="1"/>
+    <w:lsdException w:name="Unresolved Mention" w:semiHidden="1" w:unhideWhenUsed="1"/>
+    <w:lsdException w:name="Smart Link" w:semiHidden="1" w:unhideWhenUsed="1"/>
   </w:latentStyles>
   <w:style w:type="paragraph" w:default="1" w:styleId="Normal">
     <w:name w:val="Normal"/>

--- a/Lab04/Minh chung.docx
+++ b/Lab04/Minh chung.docx
@@ -25,6 +25,9 @@
     </w:p>
     <w:p>
       <w:r>
+        <w:rPr>
+          <w:noProof/>
+        </w:rPr>
         <w:drawing>
           <wp:inline distT="0" distB="0" distL="0" distR="0" wp14:anchorId="2670FE72" wp14:editId="57DE1D0D">
             <wp:extent cx="3924848" cy="562053"/>
@@ -69,6 +72,9 @@
     </w:p>
     <w:p>
       <w:r>
+        <w:rPr>
+          <w:noProof/>
+        </w:rPr>
         <w:drawing>
           <wp:inline distT="0" distB="0" distL="0" distR="0" wp14:anchorId="0D07C7A8" wp14:editId="735F4A2B">
             <wp:extent cx="5943600" cy="3933825"/>
@@ -113,6 +119,9 @@
     </w:p>
     <w:p>
       <w:r>
+        <w:rPr>
+          <w:noProof/>
+        </w:rPr>
         <w:lastRenderedPageBreak/>
         <w:drawing>
           <wp:inline distT="0" distB="0" distL="0" distR="0" wp14:anchorId="0AA10C32" wp14:editId="24F94810">
@@ -159,6 +168,9 @@
     </w:p>
     <w:p>
       <w:r>
+        <w:rPr>
+          <w:noProof/>
+        </w:rPr>
         <w:drawing>
           <wp:inline distT="0" distB="0" distL="0" distR="0" wp14:anchorId="2FCED580" wp14:editId="571922DB">
             <wp:extent cx="5943600" cy="1195705"/>
@@ -203,6 +215,9 @@
     </w:p>
     <w:p>
       <w:r>
+        <w:rPr>
+          <w:noProof/>
+        </w:rPr>
         <w:drawing>
           <wp:inline distT="0" distB="0" distL="0" distR="0" wp14:anchorId="1476CDDF" wp14:editId="386B53B4">
             <wp:extent cx="5943600" cy="367665"/>
@@ -247,6 +262,9 @@
     </w:p>
     <w:p>
       <w:r>
+        <w:rPr>
+          <w:noProof/>
+        </w:rPr>
         <w:drawing>
           <wp:inline distT="0" distB="0" distL="0" distR="0" wp14:anchorId="5444115F" wp14:editId="3C67A70D">
             <wp:extent cx="5943600" cy="381000"/>
@@ -291,6 +309,9 @@
     </w:p>
     <w:p>
       <w:r>
+        <w:rPr>
+          <w:noProof/>
+        </w:rPr>
         <w:drawing>
           <wp:inline distT="0" distB="0" distL="0" distR="0" wp14:anchorId="4292B7D4" wp14:editId="6533A36A">
             <wp:extent cx="5943600" cy="1371600"/>
@@ -332,7 +353,15 @@
       </w:r>
     </w:p>
     <w:p>
-      <w:r>
+      <w:pPr>
+        <w:rPr>
+          <w:lang w:val="vi-VN"/>
+        </w:rPr>
+      </w:pPr>
+      <w:r>
+        <w:rPr>
+          <w:noProof/>
+        </w:rPr>
         <w:lastRenderedPageBreak/>
         <w:drawing>
           <wp:inline distT="0" distB="0" distL="0" distR="0" wp14:anchorId="48809992" wp14:editId="1178012A">
@@ -359,6 +388,2447 @@
                     <a:xfrm>
                       <a:off x="0" y="0"/>
                       <a:ext cx="5943600" cy="3025140"/>
+                    </a:xfrm>
+                    <a:prstGeom prst="rect">
+                      <a:avLst/>
+                    </a:prstGeom>
+                  </pic:spPr>
+                </pic:pic>
+              </a:graphicData>
+            </a:graphic>
+          </wp:inline>
+        </w:drawing>
+      </w:r>
+    </w:p>
+    <w:p>
+      <w:pPr>
+        <w:rPr>
+          <w:lang w:val="vi-VN"/>
+        </w:rPr>
+      </w:pPr>
+    </w:p>
+    <w:p>
+      <w:r>
+        <w:t xml:space="preserve">Docker exec -it </w:t>
+      </w:r>
+      <w:r>
+        <w:t>e5ed911848ef</w:t>
+      </w:r>
+      <w:r>
+        <w:t xml:space="preserve"> /bin/sh</w:t>
+      </w:r>
+    </w:p>
+    <w:p>
+      <w:r>
+        <w:rPr>
+          <w:noProof/>
+        </w:rPr>
+        <w:drawing>
+          <wp:inline distT="0" distB="0" distL="0" distR="0" wp14:anchorId="391FBC7D" wp14:editId="09E46710">
+            <wp:extent cx="5943600" cy="4001770"/>
+            <wp:effectExtent l="0" t="0" r="0" b="0"/>
+            <wp:docPr id="1041219292" name="Picture 1"/>
+            <wp:cNvGraphicFramePr>
+              <a:graphicFrameLocks xmlns:a="http://schemas.openxmlformats.org/drawingml/2006/main" noChangeAspect="1"/>
+            </wp:cNvGraphicFramePr>
+            <a:graphic xmlns:a="http://schemas.openxmlformats.org/drawingml/2006/main">
+              <a:graphicData uri="http://schemas.openxmlformats.org/drawingml/2006/picture">
+                <pic:pic xmlns:pic="http://schemas.openxmlformats.org/drawingml/2006/picture">
+                  <pic:nvPicPr>
+                    <pic:cNvPr id="1041219292" name=""/>
+                    <pic:cNvPicPr/>
+                  </pic:nvPicPr>
+                  <pic:blipFill>
+                    <a:blip r:embed="rId12"/>
+                    <a:stretch>
+                      <a:fillRect/>
+                    </a:stretch>
+                  </pic:blipFill>
+                  <pic:spPr>
+                    <a:xfrm>
+                      <a:off x="0" y="0"/>
+                      <a:ext cx="5943600" cy="4001770"/>
+                    </a:xfrm>
+                    <a:prstGeom prst="rect">
+                      <a:avLst/>
+                    </a:prstGeom>
+                  </pic:spPr>
+                </pic:pic>
+              </a:graphicData>
+            </a:graphic>
+          </wp:inline>
+        </w:drawing>
+      </w:r>
+    </w:p>
+    <w:p>
+      <w:r>
+        <w:t xml:space="preserve">Docker stop </w:t>
+      </w:r>
+      <w:r>
+        <w:t>e5ed911848ef</w:t>
+      </w:r>
+    </w:p>
+    <w:p>
+      <w:r>
+        <w:rPr>
+          <w:noProof/>
+        </w:rPr>
+        <w:lastRenderedPageBreak/>
+        <w:drawing>
+          <wp:inline distT="0" distB="0" distL="0" distR="0" wp14:anchorId="13BCF730" wp14:editId="5363BA5D">
+            <wp:extent cx="3828571" cy="514286"/>
+            <wp:effectExtent l="0" t="0" r="635" b="635"/>
+            <wp:docPr id="399675821" name="Picture 1"/>
+            <wp:cNvGraphicFramePr>
+              <a:graphicFrameLocks xmlns:a="http://schemas.openxmlformats.org/drawingml/2006/main" noChangeAspect="1"/>
+            </wp:cNvGraphicFramePr>
+            <a:graphic xmlns:a="http://schemas.openxmlformats.org/drawingml/2006/main">
+              <a:graphicData uri="http://schemas.openxmlformats.org/drawingml/2006/picture">
+                <pic:pic xmlns:pic="http://schemas.openxmlformats.org/drawingml/2006/picture">
+                  <pic:nvPicPr>
+                    <pic:cNvPr id="399675821" name=""/>
+                    <pic:cNvPicPr/>
+                  </pic:nvPicPr>
+                  <pic:blipFill>
+                    <a:blip r:embed="rId13"/>
+                    <a:stretch>
+                      <a:fillRect/>
+                    </a:stretch>
+                  </pic:blipFill>
+                  <pic:spPr>
+                    <a:xfrm>
+                      <a:off x="0" y="0"/>
+                      <a:ext cx="3828571" cy="514286"/>
+                    </a:xfrm>
+                    <a:prstGeom prst="rect">
+                      <a:avLst/>
+                    </a:prstGeom>
+                  </pic:spPr>
+                </pic:pic>
+              </a:graphicData>
+            </a:graphic>
+          </wp:inline>
+        </w:drawing>
+      </w:r>
+    </w:p>
+    <w:p>
+      <w:r>
+        <w:t xml:space="preserve">Docker restart </w:t>
+      </w:r>
+      <w:r>
+        <w:t>e5ed911848ef</w:t>
+      </w:r>
+    </w:p>
+    <w:p>
+      <w:r>
+        <w:rPr>
+          <w:noProof/>
+        </w:rPr>
+        <w:drawing>
+          <wp:inline distT="0" distB="0" distL="0" distR="0" wp14:anchorId="59E2AFE9" wp14:editId="68836964">
+            <wp:extent cx="4895238" cy="457143"/>
+            <wp:effectExtent l="0" t="0" r="635" b="635"/>
+            <wp:docPr id="523149754" name="Picture 1"/>
+            <wp:cNvGraphicFramePr>
+              <a:graphicFrameLocks xmlns:a="http://schemas.openxmlformats.org/drawingml/2006/main" noChangeAspect="1"/>
+            </wp:cNvGraphicFramePr>
+            <a:graphic xmlns:a="http://schemas.openxmlformats.org/drawingml/2006/main">
+              <a:graphicData uri="http://schemas.openxmlformats.org/drawingml/2006/picture">
+                <pic:pic xmlns:pic="http://schemas.openxmlformats.org/drawingml/2006/picture">
+                  <pic:nvPicPr>
+                    <pic:cNvPr id="523149754" name=""/>
+                    <pic:cNvPicPr/>
+                  </pic:nvPicPr>
+                  <pic:blipFill>
+                    <a:blip r:embed="rId14"/>
+                    <a:stretch>
+                      <a:fillRect/>
+                    </a:stretch>
+                  </pic:blipFill>
+                  <pic:spPr>
+                    <a:xfrm>
+                      <a:off x="0" y="0"/>
+                      <a:ext cx="4895238" cy="457143"/>
+                    </a:xfrm>
+                    <a:prstGeom prst="rect">
+                      <a:avLst/>
+                    </a:prstGeom>
+                  </pic:spPr>
+                </pic:pic>
+              </a:graphicData>
+            </a:graphic>
+          </wp:inline>
+        </w:drawing>
+      </w:r>
+    </w:p>
+    <w:p>
+      <w:r>
+        <w:t xml:space="preserve">Docker rm </w:t>
+      </w:r>
+      <w:r>
+        <w:t>e5ed911848ef</w:t>
+      </w:r>
+    </w:p>
+    <w:p>
+      <w:r>
+        <w:rPr>
+          <w:noProof/>
+        </w:rPr>
+        <w:drawing>
+          <wp:inline distT="0" distB="0" distL="0" distR="0" wp14:anchorId="7EBB69BD" wp14:editId="0FD50366">
+            <wp:extent cx="5943600" cy="668020"/>
+            <wp:effectExtent l="0" t="0" r="0" b="0"/>
+            <wp:docPr id="750673413" name="Picture 1"/>
+            <wp:cNvGraphicFramePr>
+              <a:graphicFrameLocks xmlns:a="http://schemas.openxmlformats.org/drawingml/2006/main" noChangeAspect="1"/>
+            </wp:cNvGraphicFramePr>
+            <a:graphic xmlns:a="http://schemas.openxmlformats.org/drawingml/2006/main">
+              <a:graphicData uri="http://schemas.openxmlformats.org/drawingml/2006/picture">
+                <pic:pic xmlns:pic="http://schemas.openxmlformats.org/drawingml/2006/picture">
+                  <pic:nvPicPr>
+                    <pic:cNvPr id="750673413" name=""/>
+                    <pic:cNvPicPr/>
+                  </pic:nvPicPr>
+                  <pic:blipFill>
+                    <a:blip r:embed="rId15"/>
+                    <a:stretch>
+                      <a:fillRect/>
+                    </a:stretch>
+                  </pic:blipFill>
+                  <pic:spPr>
+                    <a:xfrm>
+                      <a:off x="0" y="0"/>
+                      <a:ext cx="5943600" cy="668020"/>
+                    </a:xfrm>
+                    <a:prstGeom prst="rect">
+                      <a:avLst/>
+                    </a:prstGeom>
+                  </pic:spPr>
+                </pic:pic>
+              </a:graphicData>
+            </a:graphic>
+          </wp:inline>
+        </w:drawing>
+      </w:r>
+    </w:p>
+    <w:p>
+      <w:r>
+        <w:t>Docker container prune</w:t>
+      </w:r>
+    </w:p>
+    <w:p>
+      <w:r>
+        <w:drawing>
+          <wp:inline distT="0" distB="0" distL="0" distR="0" wp14:anchorId="3F823BB6" wp14:editId="6C351701">
+            <wp:extent cx="5943600" cy="1989455"/>
+            <wp:effectExtent l="0" t="0" r="0" b="0"/>
+            <wp:docPr id="1090551450" name="Picture 1"/>
+            <wp:cNvGraphicFramePr>
+              <a:graphicFrameLocks xmlns:a="http://schemas.openxmlformats.org/drawingml/2006/main" noChangeAspect="1"/>
+            </wp:cNvGraphicFramePr>
+            <a:graphic xmlns:a="http://schemas.openxmlformats.org/drawingml/2006/main">
+              <a:graphicData uri="http://schemas.openxmlformats.org/drawingml/2006/picture">
+                <pic:pic xmlns:pic="http://schemas.openxmlformats.org/drawingml/2006/picture">
+                  <pic:nvPicPr>
+                    <pic:cNvPr id="1090551450" name=""/>
+                    <pic:cNvPicPr/>
+                  </pic:nvPicPr>
+                  <pic:blipFill>
+                    <a:blip r:embed="rId16"/>
+                    <a:stretch>
+                      <a:fillRect/>
+                    </a:stretch>
+                  </pic:blipFill>
+                  <pic:spPr>
+                    <a:xfrm>
+                      <a:off x="0" y="0"/>
+                      <a:ext cx="5943600" cy="1989455"/>
+                    </a:xfrm>
+                    <a:prstGeom prst="rect">
+                      <a:avLst/>
+                    </a:prstGeom>
+                  </pic:spPr>
+                </pic:pic>
+              </a:graphicData>
+            </a:graphic>
+          </wp:inline>
+        </w:drawing>
+      </w:r>
+    </w:p>
+    <w:p>
+      <w:r>
+        <w:t>Docker rmi hello-world</w:t>
+      </w:r>
+    </w:p>
+    <w:p>
+      <w:r>
+        <w:drawing>
+          <wp:inline distT="0" distB="0" distL="0" distR="0" wp14:anchorId="5A508A3B" wp14:editId="3E4195CD">
+            <wp:extent cx="5943600" cy="518160"/>
+            <wp:effectExtent l="0" t="0" r="0" b="0"/>
+            <wp:docPr id="228580581" name="Picture 1"/>
+            <wp:cNvGraphicFramePr>
+              <a:graphicFrameLocks xmlns:a="http://schemas.openxmlformats.org/drawingml/2006/main" noChangeAspect="1"/>
+            </wp:cNvGraphicFramePr>
+            <a:graphic xmlns:a="http://schemas.openxmlformats.org/drawingml/2006/main">
+              <a:graphicData uri="http://schemas.openxmlformats.org/drawingml/2006/picture">
+                <pic:pic xmlns:pic="http://schemas.openxmlformats.org/drawingml/2006/picture">
+                  <pic:nvPicPr>
+                    <pic:cNvPr id="228580581" name=""/>
+                    <pic:cNvPicPr/>
+                  </pic:nvPicPr>
+                  <pic:blipFill>
+                    <a:blip r:embed="rId17"/>
+                    <a:stretch>
+                      <a:fillRect/>
+                    </a:stretch>
+                  </pic:blipFill>
+                  <pic:spPr>
+                    <a:xfrm>
+                      <a:off x="0" y="0"/>
+                      <a:ext cx="5943600" cy="518160"/>
+                    </a:xfrm>
+                    <a:prstGeom prst="rect">
+                      <a:avLst/>
+                    </a:prstGeom>
+                  </pic:spPr>
+                </pic:pic>
+              </a:graphicData>
+            </a:graphic>
+          </wp:inline>
+        </w:drawing>
+      </w:r>
+    </w:p>
+    <w:p>
+      <w:r>
+        <w:t>Docker image prune -a</w:t>
+      </w:r>
+    </w:p>
+    <w:p>
+      <w:r>
+        <w:lastRenderedPageBreak/>
+        <w:drawing>
+          <wp:inline distT="0" distB="0" distL="0" distR="0" wp14:anchorId="3ECA2DA1" wp14:editId="5A3480B1">
+            <wp:extent cx="5943600" cy="3350895"/>
+            <wp:effectExtent l="0" t="0" r="0" b="1905"/>
+            <wp:docPr id="533026586" name="Picture 1"/>
+            <wp:cNvGraphicFramePr>
+              <a:graphicFrameLocks xmlns:a="http://schemas.openxmlformats.org/drawingml/2006/main" noChangeAspect="1"/>
+            </wp:cNvGraphicFramePr>
+            <a:graphic xmlns:a="http://schemas.openxmlformats.org/drawingml/2006/main">
+              <a:graphicData uri="http://schemas.openxmlformats.org/drawingml/2006/picture">
+                <pic:pic xmlns:pic="http://schemas.openxmlformats.org/drawingml/2006/picture">
+                  <pic:nvPicPr>
+                    <pic:cNvPr id="533026586" name=""/>
+                    <pic:cNvPicPr/>
+                  </pic:nvPicPr>
+                  <pic:blipFill>
+                    <a:blip r:embed="rId18"/>
+                    <a:stretch>
+                      <a:fillRect/>
+                    </a:stretch>
+                  </pic:blipFill>
+                  <pic:spPr>
+                    <a:xfrm>
+                      <a:off x="0" y="0"/>
+                      <a:ext cx="5943600" cy="3350895"/>
+                    </a:xfrm>
+                    <a:prstGeom prst="rect">
+                      <a:avLst/>
+                    </a:prstGeom>
+                  </pic:spPr>
+                </pic:pic>
+              </a:graphicData>
+            </a:graphic>
+          </wp:inline>
+        </w:drawing>
+      </w:r>
+    </w:p>
+    <w:p>
+      <w:r>
+        <w:t xml:space="preserve">Docker run -d -p 8080:80 nginx </w:t>
+      </w:r>
+      <w:r>
+        <w:drawing>
+          <wp:inline distT="0" distB="0" distL="0" distR="0" wp14:anchorId="22AD9117" wp14:editId="692B43E1">
+            <wp:extent cx="5943600" cy="2272030"/>
+            <wp:effectExtent l="0" t="0" r="0" b="0"/>
+            <wp:docPr id="118512026" name="Picture 1"/>
+            <wp:cNvGraphicFramePr>
+              <a:graphicFrameLocks xmlns:a="http://schemas.openxmlformats.org/drawingml/2006/main" noChangeAspect="1"/>
+            </wp:cNvGraphicFramePr>
+            <a:graphic xmlns:a="http://schemas.openxmlformats.org/drawingml/2006/main">
+              <a:graphicData uri="http://schemas.openxmlformats.org/drawingml/2006/picture">
+                <pic:pic xmlns:pic="http://schemas.openxmlformats.org/drawingml/2006/picture">
+                  <pic:nvPicPr>
+                    <pic:cNvPr id="118512026" name=""/>
+                    <pic:cNvPicPr/>
+                  </pic:nvPicPr>
+                  <pic:blipFill>
+                    <a:blip r:embed="rId19"/>
+                    <a:stretch>
+                      <a:fillRect/>
+                    </a:stretch>
+                  </pic:blipFill>
+                  <pic:spPr>
+                    <a:xfrm>
+                      <a:off x="0" y="0"/>
+                      <a:ext cx="5943600" cy="2272030"/>
+                    </a:xfrm>
+                    <a:prstGeom prst="rect">
+                      <a:avLst/>
+                    </a:prstGeom>
+                  </pic:spPr>
+                </pic:pic>
+              </a:graphicData>
+            </a:graphic>
+          </wp:inline>
+        </w:drawing>
+      </w:r>
+    </w:p>
+    <w:p>
+      <w:r>
+        <w:t xml:space="preserve">Docker inspect </w:t>
+      </w:r>
+      <w:r>
+        <w:t>e772df0c8c0e</w:t>
+      </w:r>
+    </w:p>
+    <w:p>
+      <w:pPr>
+        <w:rPr>
+          <w:noProof/>
+        </w:rPr>
+      </w:pPr>
+      <w:r>
+        <w:rPr>
+          <w:noProof/>
+        </w:rPr>
+        <w:lastRenderedPageBreak/>
+        <w:drawing>
+          <wp:inline distT="0" distB="0" distL="0" distR="0" wp14:anchorId="76740CFB" wp14:editId="611BFA04">
+            <wp:extent cx="5943600" cy="1971675"/>
+            <wp:effectExtent l="0" t="0" r="0" b="9525"/>
+            <wp:docPr id="1580103024" name="Picture 1"/>
+            <wp:cNvGraphicFramePr>
+              <a:graphicFrameLocks xmlns:a="http://schemas.openxmlformats.org/drawingml/2006/main" noChangeAspect="1"/>
+            </wp:cNvGraphicFramePr>
+            <a:graphic xmlns:a="http://schemas.openxmlformats.org/drawingml/2006/main">
+              <a:graphicData uri="http://schemas.openxmlformats.org/drawingml/2006/picture">
+                <pic:pic xmlns:pic="http://schemas.openxmlformats.org/drawingml/2006/picture">
+                  <pic:nvPicPr>
+                    <pic:cNvPr id="1580103024" name=""/>
+                    <pic:cNvPicPr/>
+                  </pic:nvPicPr>
+                  <pic:blipFill>
+                    <a:blip r:embed="rId20"/>
+                    <a:stretch>
+                      <a:fillRect/>
+                    </a:stretch>
+                  </pic:blipFill>
+                  <pic:spPr>
+                    <a:xfrm>
+                      <a:off x="0" y="0"/>
+                      <a:ext cx="5943600" cy="1971675"/>
+                    </a:xfrm>
+                    <a:prstGeom prst="rect">
+                      <a:avLst/>
+                    </a:prstGeom>
+                  </pic:spPr>
+                </pic:pic>
+              </a:graphicData>
+            </a:graphic>
+          </wp:inline>
+        </w:drawing>
+      </w:r>
+    </w:p>
+    <w:p>
+      <w:pPr>
+        <w:rPr>
+          <w:noProof/>
+        </w:rPr>
+      </w:pPr>
+    </w:p>
+    <w:p>
+      <w:r>
+        <w:t>  </w:t>
+      </w:r>
+    </w:p>
+    <w:p>
+      <w:r>
+        <w:t>docker run -d -v mydata:/data nginx</w:t>
+      </w:r>
+    </w:p>
+    <w:p/>
+    <w:p>
+      <w:r>
+        <w:rPr>
+          <w:noProof/>
+        </w:rPr>
+        <w:drawing>
+          <wp:inline distT="0" distB="0" distL="0" distR="0" wp14:anchorId="52E98E9D" wp14:editId="65110C74">
+            <wp:extent cx="4990476" cy="438095"/>
+            <wp:effectExtent l="0" t="0" r="635" b="635"/>
+            <wp:docPr id="1783306770" name="Picture 1"/>
+            <wp:cNvGraphicFramePr>
+              <a:graphicFrameLocks xmlns:a="http://schemas.openxmlformats.org/drawingml/2006/main" noChangeAspect="1"/>
+            </wp:cNvGraphicFramePr>
+            <a:graphic xmlns:a="http://schemas.openxmlformats.org/drawingml/2006/main">
+              <a:graphicData uri="http://schemas.openxmlformats.org/drawingml/2006/picture">
+                <pic:pic xmlns:pic="http://schemas.openxmlformats.org/drawingml/2006/picture">
+                  <pic:nvPicPr>
+                    <pic:cNvPr id="1783306770" name=""/>
+                    <pic:cNvPicPr/>
+                  </pic:nvPicPr>
+                  <pic:blipFill>
+                    <a:blip r:embed="rId21"/>
+                    <a:stretch>
+                      <a:fillRect/>
+                    </a:stretch>
+                  </pic:blipFill>
+                  <pic:spPr>
+                    <a:xfrm>
+                      <a:off x="0" y="0"/>
+                      <a:ext cx="4990476" cy="438095"/>
+                    </a:xfrm>
+                    <a:prstGeom prst="rect">
+                      <a:avLst/>
+                    </a:prstGeom>
+                  </pic:spPr>
+                </pic:pic>
+              </a:graphicData>
+            </a:graphic>
+          </wp:inline>
+        </w:drawing>
+      </w:r>
+    </w:p>
+    <w:p/>
+    <w:p>
+      <w:r>
+        <w:drawing>
+          <wp:inline distT="0" distB="0" distL="0" distR="0" wp14:anchorId="0E370849" wp14:editId="6A296C9C">
+            <wp:extent cx="5943600" cy="1396365"/>
+            <wp:effectExtent l="0" t="0" r="0" b="0"/>
+            <wp:docPr id="238502490" name="Picture 1"/>
+            <wp:cNvGraphicFramePr>
+              <a:graphicFrameLocks xmlns:a="http://schemas.openxmlformats.org/drawingml/2006/main" noChangeAspect="1"/>
+            </wp:cNvGraphicFramePr>
+            <a:graphic xmlns:a="http://schemas.openxmlformats.org/drawingml/2006/main">
+              <a:graphicData uri="http://schemas.openxmlformats.org/drawingml/2006/picture">
+                <pic:pic xmlns:pic="http://schemas.openxmlformats.org/drawingml/2006/picture">
+                  <pic:nvPicPr>
+                    <pic:cNvPr id="238502490" name=""/>
+                    <pic:cNvPicPr/>
+                  </pic:nvPicPr>
+                  <pic:blipFill>
+                    <a:blip r:embed="rId22"/>
+                    <a:stretch>
+                      <a:fillRect/>
+                    </a:stretch>
+                  </pic:blipFill>
+                  <pic:spPr>
+                    <a:xfrm>
+                      <a:off x="0" y="0"/>
+                      <a:ext cx="5943600" cy="1396365"/>
+                    </a:xfrm>
+                    <a:prstGeom prst="rect">
+                      <a:avLst/>
+                    </a:prstGeom>
+                  </pic:spPr>
+                </pic:pic>
+              </a:graphicData>
+            </a:graphic>
+          </wp:inline>
+        </w:drawing>
+      </w:r>
+    </w:p>
+    <w:p/>
+    <w:p>
+      <w:pPr>
+        <w:tabs>
+          <w:tab w:val="left" w:pos="2304"/>
+        </w:tabs>
+      </w:pPr>
+      <w:r>
+        <w:tab/>
+      </w:r>
+      <w:r>
+        <w:drawing>
+          <wp:inline distT="0" distB="0" distL="0" distR="0" wp14:anchorId="5895D65D" wp14:editId="074D824F">
+            <wp:extent cx="5487166" cy="504895"/>
+            <wp:effectExtent l="0" t="0" r="0" b="9525"/>
+            <wp:docPr id="1997847909" name="Picture 1"/>
+            <wp:cNvGraphicFramePr>
+              <a:graphicFrameLocks xmlns:a="http://schemas.openxmlformats.org/drawingml/2006/main" noChangeAspect="1"/>
+            </wp:cNvGraphicFramePr>
+            <a:graphic xmlns:a="http://schemas.openxmlformats.org/drawingml/2006/main">
+              <a:graphicData uri="http://schemas.openxmlformats.org/drawingml/2006/picture">
+                <pic:pic xmlns:pic="http://schemas.openxmlformats.org/drawingml/2006/picture">
+                  <pic:nvPicPr>
+                    <pic:cNvPr id="1997847909" name=""/>
+                    <pic:cNvPicPr/>
+                  </pic:nvPicPr>
+                  <pic:blipFill>
+                    <a:blip r:embed="rId23"/>
+                    <a:stretch>
+                      <a:fillRect/>
+                    </a:stretch>
+                  </pic:blipFill>
+                  <pic:spPr>
+                    <a:xfrm>
+                      <a:off x="0" y="0"/>
+                      <a:ext cx="5487166" cy="504895"/>
+                    </a:xfrm>
+                    <a:prstGeom prst="rect">
+                      <a:avLst/>
+                    </a:prstGeom>
+                  </pic:spPr>
+                </pic:pic>
+              </a:graphicData>
+            </a:graphic>
+          </wp:inline>
+        </w:drawing>
+      </w:r>
+    </w:p>
+    <w:p>
+      <w:pPr>
+        <w:tabs>
+          <w:tab w:val="left" w:pos="2304"/>
+        </w:tabs>
+      </w:pPr>
+      <w:r>
+        <w:tab/>
+      </w:r>
+      <w:r>
+        <w:drawing>
+          <wp:inline distT="0" distB="0" distL="0" distR="0" wp14:anchorId="769220AB" wp14:editId="003B193F">
+            <wp:extent cx="5943600" cy="1000760"/>
+            <wp:effectExtent l="0" t="0" r="0" b="8890"/>
+            <wp:docPr id="915312728" name="Picture 1"/>
+            <wp:cNvGraphicFramePr>
+              <a:graphicFrameLocks xmlns:a="http://schemas.openxmlformats.org/drawingml/2006/main" noChangeAspect="1"/>
+            </wp:cNvGraphicFramePr>
+            <a:graphic xmlns:a="http://schemas.openxmlformats.org/drawingml/2006/main">
+              <a:graphicData uri="http://schemas.openxmlformats.org/drawingml/2006/picture">
+                <pic:pic xmlns:pic="http://schemas.openxmlformats.org/drawingml/2006/picture">
+                  <pic:nvPicPr>
+                    <pic:cNvPr id="915312728" name=""/>
+                    <pic:cNvPicPr/>
+                  </pic:nvPicPr>
+                  <pic:blipFill>
+                    <a:blip r:embed="rId24"/>
+                    <a:stretch>
+                      <a:fillRect/>
+                    </a:stretch>
+                  </pic:blipFill>
+                  <pic:spPr>
+                    <a:xfrm>
+                      <a:off x="0" y="0"/>
+                      <a:ext cx="5943600" cy="1000760"/>
+                    </a:xfrm>
+                    <a:prstGeom prst="rect">
+                      <a:avLst/>
+                    </a:prstGeom>
+                  </pic:spPr>
+                </pic:pic>
+              </a:graphicData>
+            </a:graphic>
+          </wp:inline>
+        </w:drawing>
+      </w:r>
+    </w:p>
+    <w:p>
+      <w:pPr>
+        <w:tabs>
+          <w:tab w:val="left" w:pos="2304"/>
+        </w:tabs>
+      </w:pPr>
+      <w:r>
+        <w:lastRenderedPageBreak/>
+        <w:drawing>
+          <wp:inline distT="0" distB="0" distL="0" distR="0" wp14:anchorId="343DA6D3" wp14:editId="3C35B2A3">
+            <wp:extent cx="5306165" cy="1228896"/>
+            <wp:effectExtent l="0" t="0" r="8890" b="9525"/>
+            <wp:docPr id="763077927" name="Picture 1"/>
+            <wp:cNvGraphicFramePr>
+              <a:graphicFrameLocks xmlns:a="http://schemas.openxmlformats.org/drawingml/2006/main" noChangeAspect="1"/>
+            </wp:cNvGraphicFramePr>
+            <a:graphic xmlns:a="http://schemas.openxmlformats.org/drawingml/2006/main">
+              <a:graphicData uri="http://schemas.openxmlformats.org/drawingml/2006/picture">
+                <pic:pic xmlns:pic="http://schemas.openxmlformats.org/drawingml/2006/picture">
+                  <pic:nvPicPr>
+                    <pic:cNvPr id="763077927" name=""/>
+                    <pic:cNvPicPr/>
+                  </pic:nvPicPr>
+                  <pic:blipFill>
+                    <a:blip r:embed="rId25"/>
+                    <a:stretch>
+                      <a:fillRect/>
+                    </a:stretch>
+                  </pic:blipFill>
+                  <pic:spPr>
+                    <a:xfrm>
+                      <a:off x="0" y="0"/>
+                      <a:ext cx="5306165" cy="1228896"/>
+                    </a:xfrm>
+                    <a:prstGeom prst="rect">
+                      <a:avLst/>
+                    </a:prstGeom>
+                  </pic:spPr>
+                </pic:pic>
+              </a:graphicData>
+            </a:graphic>
+          </wp:inline>
+        </w:drawing>
+      </w:r>
+    </w:p>
+    <w:p>
+      <w:pPr>
+        <w:tabs>
+          <w:tab w:val="left" w:pos="2304"/>
+        </w:tabs>
+      </w:pPr>
+    </w:p>
+    <w:p>
+      <w:pPr>
+        <w:tabs>
+          <w:tab w:val="left" w:pos="2304"/>
+        </w:tabs>
+      </w:pPr>
+      <w:r>
+        <w:drawing>
+          <wp:inline distT="0" distB="0" distL="0" distR="0" wp14:anchorId="2BD9160D" wp14:editId="422FB7FB">
+            <wp:extent cx="5315692" cy="562053"/>
+            <wp:effectExtent l="0" t="0" r="0" b="9525"/>
+            <wp:docPr id="778244606" name="Picture 1"/>
+            <wp:cNvGraphicFramePr>
+              <a:graphicFrameLocks xmlns:a="http://schemas.openxmlformats.org/drawingml/2006/main" noChangeAspect="1"/>
+            </wp:cNvGraphicFramePr>
+            <a:graphic xmlns:a="http://schemas.openxmlformats.org/drawingml/2006/main">
+              <a:graphicData uri="http://schemas.openxmlformats.org/drawingml/2006/picture">
+                <pic:pic xmlns:pic="http://schemas.openxmlformats.org/drawingml/2006/picture">
+                  <pic:nvPicPr>
+                    <pic:cNvPr id="778244606" name=""/>
+                    <pic:cNvPicPr/>
+                  </pic:nvPicPr>
+                  <pic:blipFill>
+                    <a:blip r:embed="rId26"/>
+                    <a:stretch>
+                      <a:fillRect/>
+                    </a:stretch>
+                  </pic:blipFill>
+                  <pic:spPr>
+                    <a:xfrm>
+                      <a:off x="0" y="0"/>
+                      <a:ext cx="5315692" cy="562053"/>
+                    </a:xfrm>
+                    <a:prstGeom prst="rect">
+                      <a:avLst/>
+                    </a:prstGeom>
+                  </pic:spPr>
+                </pic:pic>
+              </a:graphicData>
+            </a:graphic>
+          </wp:inline>
+        </w:drawing>
+      </w:r>
+    </w:p>
+    <w:p/>
+    <w:p>
+      <w:pPr>
+        <w:tabs>
+          <w:tab w:val="left" w:pos="5910"/>
+        </w:tabs>
+      </w:pPr>
+      <w:r>
+        <w:tab/>
+      </w:r>
+      <w:r>
+        <w:drawing>
+          <wp:inline distT="0" distB="0" distL="0" distR="0" wp14:anchorId="06D38D74" wp14:editId="360368E3">
+            <wp:extent cx="5943600" cy="501015"/>
+            <wp:effectExtent l="0" t="0" r="0" b="0"/>
+            <wp:docPr id="894344141" name="Picture 1"/>
+            <wp:cNvGraphicFramePr>
+              <a:graphicFrameLocks xmlns:a="http://schemas.openxmlformats.org/drawingml/2006/main" noChangeAspect="1"/>
+            </wp:cNvGraphicFramePr>
+            <a:graphic xmlns:a="http://schemas.openxmlformats.org/drawingml/2006/main">
+              <a:graphicData uri="http://schemas.openxmlformats.org/drawingml/2006/picture">
+                <pic:pic xmlns:pic="http://schemas.openxmlformats.org/drawingml/2006/picture">
+                  <pic:nvPicPr>
+                    <pic:cNvPr id="894344141" name=""/>
+                    <pic:cNvPicPr/>
+                  </pic:nvPicPr>
+                  <pic:blipFill>
+                    <a:blip r:embed="rId27"/>
+                    <a:stretch>
+                      <a:fillRect/>
+                    </a:stretch>
+                  </pic:blipFill>
+                  <pic:spPr>
+                    <a:xfrm>
+                      <a:off x="0" y="0"/>
+                      <a:ext cx="5943600" cy="501015"/>
+                    </a:xfrm>
+                    <a:prstGeom prst="rect">
+                      <a:avLst/>
+                    </a:prstGeom>
+                  </pic:spPr>
+                </pic:pic>
+              </a:graphicData>
+            </a:graphic>
+          </wp:inline>
+        </w:drawing>
+      </w:r>
+    </w:p>
+    <w:p/>
+    <w:p/>
+    <w:p>
+      <w:pPr>
+        <w:tabs>
+          <w:tab w:val="left" w:pos="3281"/>
+        </w:tabs>
+      </w:pPr>
+      <w:r>
+        <w:tab/>
+      </w:r>
+      <w:r>
+        <w:drawing>
+          <wp:inline distT="0" distB="0" distL="0" distR="0" wp14:anchorId="15571B7E" wp14:editId="49C65DF4">
+            <wp:extent cx="5515745" cy="1238423"/>
+            <wp:effectExtent l="0" t="0" r="0" b="0"/>
+            <wp:docPr id="392348925" name="Picture 1"/>
+            <wp:cNvGraphicFramePr>
+              <a:graphicFrameLocks xmlns:a="http://schemas.openxmlformats.org/drawingml/2006/main" noChangeAspect="1"/>
+            </wp:cNvGraphicFramePr>
+            <a:graphic xmlns:a="http://schemas.openxmlformats.org/drawingml/2006/main">
+              <a:graphicData uri="http://schemas.openxmlformats.org/drawingml/2006/picture">
+                <pic:pic xmlns:pic="http://schemas.openxmlformats.org/drawingml/2006/picture">
+                  <pic:nvPicPr>
+                    <pic:cNvPr id="392348925" name=""/>
+                    <pic:cNvPicPr/>
+                  </pic:nvPicPr>
+                  <pic:blipFill>
+                    <a:blip r:embed="rId28"/>
+                    <a:stretch>
+                      <a:fillRect/>
+                    </a:stretch>
+                  </pic:blipFill>
+                  <pic:spPr>
+                    <a:xfrm>
+                      <a:off x="0" y="0"/>
+                      <a:ext cx="5515745" cy="1238423"/>
+                    </a:xfrm>
+                    <a:prstGeom prst="rect">
+                      <a:avLst/>
+                    </a:prstGeom>
+                  </pic:spPr>
+                </pic:pic>
+              </a:graphicData>
+            </a:graphic>
+          </wp:inline>
+        </w:drawing>
+      </w:r>
+    </w:p>
+    <w:p/>
+    <w:p>
+      <w:pPr>
+        <w:tabs>
+          <w:tab w:val="left" w:pos="1064"/>
+        </w:tabs>
+      </w:pPr>
+      <w:r>
+        <w:lastRenderedPageBreak/>
+        <w:tab/>
+      </w:r>
+      <w:r>
+        <w:drawing>
+          <wp:inline distT="0" distB="0" distL="0" distR="0" wp14:anchorId="05ADAF52" wp14:editId="501B20E8">
+            <wp:extent cx="5943600" cy="3157220"/>
+            <wp:effectExtent l="0" t="0" r="0" b="5080"/>
+            <wp:docPr id="1169803411" name="Picture 1"/>
+            <wp:cNvGraphicFramePr>
+              <a:graphicFrameLocks xmlns:a="http://schemas.openxmlformats.org/drawingml/2006/main" noChangeAspect="1"/>
+            </wp:cNvGraphicFramePr>
+            <a:graphic xmlns:a="http://schemas.openxmlformats.org/drawingml/2006/main">
+              <a:graphicData uri="http://schemas.openxmlformats.org/drawingml/2006/picture">
+                <pic:pic xmlns:pic="http://schemas.openxmlformats.org/drawingml/2006/picture">
+                  <pic:nvPicPr>
+                    <pic:cNvPr id="1169803411" name=""/>
+                    <pic:cNvPicPr/>
+                  </pic:nvPicPr>
+                  <pic:blipFill>
+                    <a:blip r:embed="rId29"/>
+                    <a:stretch>
+                      <a:fillRect/>
+                    </a:stretch>
+                  </pic:blipFill>
+                  <pic:spPr>
+                    <a:xfrm>
+                      <a:off x="0" y="0"/>
+                      <a:ext cx="5943600" cy="3157220"/>
+                    </a:xfrm>
+                    <a:prstGeom prst="rect">
+                      <a:avLst/>
+                    </a:prstGeom>
+                  </pic:spPr>
+                </pic:pic>
+              </a:graphicData>
+            </a:graphic>
+          </wp:inline>
+        </w:drawing>
+      </w:r>
+    </w:p>
+    <w:p>
+      <w:pPr>
+        <w:tabs>
+          <w:tab w:val="left" w:pos="1064"/>
+        </w:tabs>
+        <w:rPr>
+          <w:lang w:val="vi-VN"/>
+        </w:rPr>
+      </w:pPr>
+      <w:r>
+        <w:tab/>
+        <w:t>Bài</w:t>
+      </w:r>
+      <w:r>
+        <w:rPr>
+          <w:lang w:val="vi-VN"/>
+        </w:rPr>
+        <w:t xml:space="preserve"> 1</w:t>
+      </w:r>
+    </w:p>
+    <w:p>
+      <w:pPr>
+        <w:tabs>
+          <w:tab w:val="left" w:pos="1064"/>
+        </w:tabs>
+        <w:rPr>
+          <w:lang w:val="vi-VN"/>
+        </w:rPr>
+      </w:pPr>
+      <w:r>
+        <w:rPr>
+          <w:lang w:val="vi-VN"/>
+        </w:rPr>
+        <w:drawing>
+          <wp:inline distT="0" distB="0" distL="0" distR="0" wp14:anchorId="13974FD1" wp14:editId="5D44478D">
+            <wp:extent cx="5943600" cy="2489200"/>
+            <wp:effectExtent l="0" t="0" r="0" b="6350"/>
+            <wp:docPr id="865270213" name="Picture 1"/>
+            <wp:cNvGraphicFramePr>
+              <a:graphicFrameLocks xmlns:a="http://schemas.openxmlformats.org/drawingml/2006/main" noChangeAspect="1"/>
+            </wp:cNvGraphicFramePr>
+            <a:graphic xmlns:a="http://schemas.openxmlformats.org/drawingml/2006/main">
+              <a:graphicData uri="http://schemas.openxmlformats.org/drawingml/2006/picture">
+                <pic:pic xmlns:pic="http://schemas.openxmlformats.org/drawingml/2006/picture">
+                  <pic:nvPicPr>
+                    <pic:cNvPr id="865270213" name=""/>
+                    <pic:cNvPicPr/>
+                  </pic:nvPicPr>
+                  <pic:blipFill>
+                    <a:blip r:embed="rId30"/>
+                    <a:stretch>
+                      <a:fillRect/>
+                    </a:stretch>
+                  </pic:blipFill>
+                  <pic:spPr>
+                    <a:xfrm>
+                      <a:off x="0" y="0"/>
+                      <a:ext cx="5943600" cy="2489200"/>
+                    </a:xfrm>
+                    <a:prstGeom prst="rect">
+                      <a:avLst/>
+                    </a:prstGeom>
+                  </pic:spPr>
+                </pic:pic>
+              </a:graphicData>
+            </a:graphic>
+          </wp:inline>
+        </w:drawing>
+      </w:r>
+    </w:p>
+    <w:p>
+      <w:pPr>
+        <w:tabs>
+          <w:tab w:val="left" w:pos="1064"/>
+        </w:tabs>
+        <w:rPr>
+          <w:lang w:val="vi-VN"/>
+        </w:rPr>
+      </w:pPr>
+      <w:r>
+        <w:rPr>
+          <w:lang w:val="vi-VN"/>
+        </w:rPr>
+        <w:lastRenderedPageBreak/>
+        <w:drawing>
+          <wp:inline distT="0" distB="0" distL="0" distR="0" wp14:anchorId="2EF80B54" wp14:editId="7CD76AB5">
+            <wp:extent cx="3400900" cy="3000794"/>
+            <wp:effectExtent l="0" t="0" r="9525" b="9525"/>
+            <wp:docPr id="1482652380" name="Picture 1"/>
+            <wp:cNvGraphicFramePr>
+              <a:graphicFrameLocks xmlns:a="http://schemas.openxmlformats.org/drawingml/2006/main" noChangeAspect="1"/>
+            </wp:cNvGraphicFramePr>
+            <a:graphic xmlns:a="http://schemas.openxmlformats.org/drawingml/2006/main">
+              <a:graphicData uri="http://schemas.openxmlformats.org/drawingml/2006/picture">
+                <pic:pic xmlns:pic="http://schemas.openxmlformats.org/drawingml/2006/picture">
+                  <pic:nvPicPr>
+                    <pic:cNvPr id="1482652380" name=""/>
+                    <pic:cNvPicPr/>
+                  </pic:nvPicPr>
+                  <pic:blipFill>
+                    <a:blip r:embed="rId31"/>
+                    <a:stretch>
+                      <a:fillRect/>
+                    </a:stretch>
+                  </pic:blipFill>
+                  <pic:spPr>
+                    <a:xfrm>
+                      <a:off x="0" y="0"/>
+                      <a:ext cx="3400900" cy="3000794"/>
+                    </a:xfrm>
+                    <a:prstGeom prst="rect">
+                      <a:avLst/>
+                    </a:prstGeom>
+                  </pic:spPr>
+                </pic:pic>
+              </a:graphicData>
+            </a:graphic>
+          </wp:inline>
+        </w:drawing>
+      </w:r>
+    </w:p>
+    <w:p>
+      <w:pPr>
+        <w:tabs>
+          <w:tab w:val="left" w:pos="1064"/>
+        </w:tabs>
+        <w:rPr>
+          <w:lang w:val="vi-VN"/>
+        </w:rPr>
+      </w:pPr>
+      <w:r>
+        <w:rPr>
+          <w:lang w:val="vi-VN"/>
+        </w:rPr>
+        <w:drawing>
+          <wp:inline distT="0" distB="0" distL="0" distR="0" wp14:anchorId="5E3200D5" wp14:editId="3F56CE82">
+            <wp:extent cx="5668166" cy="3410426"/>
+            <wp:effectExtent l="0" t="0" r="8890" b="0"/>
+            <wp:docPr id="29670197" name="Picture 1"/>
+            <wp:cNvGraphicFramePr>
+              <a:graphicFrameLocks xmlns:a="http://schemas.openxmlformats.org/drawingml/2006/main" noChangeAspect="1"/>
+            </wp:cNvGraphicFramePr>
+            <a:graphic xmlns:a="http://schemas.openxmlformats.org/drawingml/2006/main">
+              <a:graphicData uri="http://schemas.openxmlformats.org/drawingml/2006/picture">
+                <pic:pic xmlns:pic="http://schemas.openxmlformats.org/drawingml/2006/picture">
+                  <pic:nvPicPr>
+                    <pic:cNvPr id="29670197" name=""/>
+                    <pic:cNvPicPr/>
+                  </pic:nvPicPr>
+                  <pic:blipFill>
+                    <a:blip r:embed="rId32"/>
+                    <a:stretch>
+                      <a:fillRect/>
+                    </a:stretch>
+                  </pic:blipFill>
+                  <pic:spPr>
+                    <a:xfrm>
+                      <a:off x="0" y="0"/>
+                      <a:ext cx="5668166" cy="3410426"/>
+                    </a:xfrm>
+                    <a:prstGeom prst="rect">
+                      <a:avLst/>
+                    </a:prstGeom>
+                  </pic:spPr>
+                </pic:pic>
+              </a:graphicData>
+            </a:graphic>
+          </wp:inline>
+        </w:drawing>
+      </w:r>
+      <w:r>
+        <w:rPr>
+          <w:lang w:val="vi-VN"/>
+        </w:rPr>
+        <w:br/>
+      </w:r>
+      <w:r>
+        <w:rPr>
+          <w:lang w:val="vi-VN"/>
+        </w:rPr>
+        <w:br/>
+        <w:t>bài 2</w:t>
+      </w:r>
+    </w:p>
+    <w:p>
+      <w:pPr>
+        <w:tabs>
+          <w:tab w:val="left" w:pos="1064"/>
+        </w:tabs>
+        <w:rPr>
+          <w:lang w:val="vi-VN"/>
+        </w:rPr>
+      </w:pPr>
+      <w:r>
+        <w:rPr>
+          <w:lang w:val="vi-VN"/>
+        </w:rPr>
+        <w:lastRenderedPageBreak/>
+        <w:drawing>
+          <wp:inline distT="0" distB="0" distL="0" distR="0" wp14:anchorId="4B4B598E" wp14:editId="24B76C89">
+            <wp:extent cx="5868219" cy="1352739"/>
+            <wp:effectExtent l="0" t="0" r="0" b="0"/>
+            <wp:docPr id="962827665" name="Picture 1"/>
+            <wp:cNvGraphicFramePr>
+              <a:graphicFrameLocks xmlns:a="http://schemas.openxmlformats.org/drawingml/2006/main" noChangeAspect="1"/>
+            </wp:cNvGraphicFramePr>
+            <a:graphic xmlns:a="http://schemas.openxmlformats.org/drawingml/2006/main">
+              <a:graphicData uri="http://schemas.openxmlformats.org/drawingml/2006/picture">
+                <pic:pic xmlns:pic="http://schemas.openxmlformats.org/drawingml/2006/picture">
+                  <pic:nvPicPr>
+                    <pic:cNvPr id="962827665" name=""/>
+                    <pic:cNvPicPr/>
+                  </pic:nvPicPr>
+                  <pic:blipFill>
+                    <a:blip r:embed="rId33"/>
+                    <a:stretch>
+                      <a:fillRect/>
+                    </a:stretch>
+                  </pic:blipFill>
+                  <pic:spPr>
+                    <a:xfrm>
+                      <a:off x="0" y="0"/>
+                      <a:ext cx="5868219" cy="1352739"/>
+                    </a:xfrm>
+                    <a:prstGeom prst="rect">
+                      <a:avLst/>
+                    </a:prstGeom>
+                  </pic:spPr>
+                </pic:pic>
+              </a:graphicData>
+            </a:graphic>
+          </wp:inline>
+        </w:drawing>
+      </w:r>
+    </w:p>
+    <w:p>
+      <w:pPr>
+        <w:tabs>
+          <w:tab w:val="left" w:pos="1064"/>
+        </w:tabs>
+        <w:rPr>
+          <w:lang w:val="vi-VN"/>
+        </w:rPr>
+      </w:pPr>
+      <w:r>
+        <w:rPr>
+          <w:lang w:val="vi-VN"/>
+        </w:rPr>
+        <w:drawing>
+          <wp:inline distT="0" distB="0" distL="0" distR="0" wp14:anchorId="0DABA208" wp14:editId="47AE26EF">
+            <wp:extent cx="5943600" cy="3597275"/>
+            <wp:effectExtent l="0" t="0" r="0" b="3175"/>
+            <wp:docPr id="950533984" name="Picture 1"/>
+            <wp:cNvGraphicFramePr>
+              <a:graphicFrameLocks xmlns:a="http://schemas.openxmlformats.org/drawingml/2006/main" noChangeAspect="1"/>
+            </wp:cNvGraphicFramePr>
+            <a:graphic xmlns:a="http://schemas.openxmlformats.org/drawingml/2006/main">
+              <a:graphicData uri="http://schemas.openxmlformats.org/drawingml/2006/picture">
+                <pic:pic xmlns:pic="http://schemas.openxmlformats.org/drawingml/2006/picture">
+                  <pic:nvPicPr>
+                    <pic:cNvPr id="950533984" name=""/>
+                    <pic:cNvPicPr/>
+                  </pic:nvPicPr>
+                  <pic:blipFill>
+                    <a:blip r:embed="rId34"/>
+                    <a:stretch>
+                      <a:fillRect/>
+                    </a:stretch>
+                  </pic:blipFill>
+                  <pic:spPr>
+                    <a:xfrm>
+                      <a:off x="0" y="0"/>
+                      <a:ext cx="5943600" cy="3597275"/>
+                    </a:xfrm>
+                    <a:prstGeom prst="rect">
+                      <a:avLst/>
+                    </a:prstGeom>
+                  </pic:spPr>
+                </pic:pic>
+              </a:graphicData>
+            </a:graphic>
+          </wp:inline>
+        </w:drawing>
+      </w:r>
+    </w:p>
+    <w:p>
+      <w:pPr>
+        <w:rPr>
+          <w:lang w:val="vi-VN"/>
+        </w:rPr>
+      </w:pPr>
+      <w:r>
+        <w:rPr>
+          <w:lang w:val="vi-VN"/>
+        </w:rPr>
+        <w:lastRenderedPageBreak/>
+        <w:drawing>
+          <wp:inline distT="0" distB="0" distL="0" distR="0" wp14:anchorId="3BB80964" wp14:editId="1E4D0D62">
+            <wp:extent cx="5372850" cy="2972215"/>
+            <wp:effectExtent l="0" t="0" r="0" b="0"/>
+            <wp:docPr id="541693442" name="Picture 1"/>
+            <wp:cNvGraphicFramePr>
+              <a:graphicFrameLocks xmlns:a="http://schemas.openxmlformats.org/drawingml/2006/main" noChangeAspect="1"/>
+            </wp:cNvGraphicFramePr>
+            <a:graphic xmlns:a="http://schemas.openxmlformats.org/drawingml/2006/main">
+              <a:graphicData uri="http://schemas.openxmlformats.org/drawingml/2006/picture">
+                <pic:pic xmlns:pic="http://schemas.openxmlformats.org/drawingml/2006/picture">
+                  <pic:nvPicPr>
+                    <pic:cNvPr id="541693442" name=""/>
+                    <pic:cNvPicPr/>
+                  </pic:nvPicPr>
+                  <pic:blipFill>
+                    <a:blip r:embed="rId35"/>
+                    <a:stretch>
+                      <a:fillRect/>
+                    </a:stretch>
+                  </pic:blipFill>
+                  <pic:spPr>
+                    <a:xfrm>
+                      <a:off x="0" y="0"/>
+                      <a:ext cx="5372850" cy="2972215"/>
+                    </a:xfrm>
+                    <a:prstGeom prst="rect">
+                      <a:avLst/>
+                    </a:prstGeom>
+                  </pic:spPr>
+                </pic:pic>
+              </a:graphicData>
+            </a:graphic>
+          </wp:inline>
+        </w:drawing>
+      </w:r>
+      <w:r>
+        <w:rPr>
+          <w:lang w:val="vi-VN"/>
+        </w:rPr>
+        <w:drawing>
+          <wp:inline distT="0" distB="0" distL="0" distR="0" wp14:anchorId="2FA2F7AB" wp14:editId="1A042933">
+            <wp:extent cx="4420217" cy="3562847"/>
+            <wp:effectExtent l="0" t="0" r="0" b="0"/>
+            <wp:docPr id="689688629" name="Picture 1"/>
+            <wp:cNvGraphicFramePr>
+              <a:graphicFrameLocks xmlns:a="http://schemas.openxmlformats.org/drawingml/2006/main" noChangeAspect="1"/>
+            </wp:cNvGraphicFramePr>
+            <a:graphic xmlns:a="http://schemas.openxmlformats.org/drawingml/2006/main">
+              <a:graphicData uri="http://schemas.openxmlformats.org/drawingml/2006/picture">
+                <pic:pic xmlns:pic="http://schemas.openxmlformats.org/drawingml/2006/picture">
+                  <pic:nvPicPr>
+                    <pic:cNvPr id="689688629" name=""/>
+                    <pic:cNvPicPr/>
+                  </pic:nvPicPr>
+                  <pic:blipFill>
+                    <a:blip r:embed="rId36"/>
+                    <a:stretch>
+                      <a:fillRect/>
+                    </a:stretch>
+                  </pic:blipFill>
+                  <pic:spPr>
+                    <a:xfrm>
+                      <a:off x="0" y="0"/>
+                      <a:ext cx="4420217" cy="3562847"/>
+                    </a:xfrm>
+                    <a:prstGeom prst="rect">
+                      <a:avLst/>
+                    </a:prstGeom>
+                  </pic:spPr>
+                </pic:pic>
+              </a:graphicData>
+            </a:graphic>
+          </wp:inline>
+        </w:drawing>
+      </w:r>
+    </w:p>
+    <w:p>
+      <w:pPr>
+        <w:rPr>
+          <w:lang w:val="vi-VN"/>
+        </w:rPr>
+      </w:pPr>
+    </w:p>
+    <w:p>
+      <w:pPr>
+        <w:ind w:firstLine="720"/>
+        <w:rPr>
+          <w:lang w:val="vi-VN"/>
+        </w:rPr>
+      </w:pPr>
+      <w:r>
+        <w:rPr>
+          <w:lang w:val="vi-VN"/>
+        </w:rPr>
+        <w:t>Bài 3</w:t>
+      </w:r>
+    </w:p>
+    <w:p>
+      <w:pPr>
+        <w:ind w:firstLine="720"/>
+        <w:rPr>
+          <w:lang w:val="vi-VN"/>
+        </w:rPr>
+      </w:pPr>
+      <w:r>
+        <w:rPr>
+          <w:lang w:val="vi-VN"/>
+        </w:rPr>
+        <w:lastRenderedPageBreak/>
+        <w:drawing>
+          <wp:inline distT="0" distB="0" distL="0" distR="0" wp14:anchorId="19E80EA9" wp14:editId="5037660D">
+            <wp:extent cx="5943600" cy="1553210"/>
+            <wp:effectExtent l="0" t="0" r="0" b="8890"/>
+            <wp:docPr id="1513859895" name="Picture 1"/>
+            <wp:cNvGraphicFramePr>
+              <a:graphicFrameLocks xmlns:a="http://schemas.openxmlformats.org/drawingml/2006/main" noChangeAspect="1"/>
+            </wp:cNvGraphicFramePr>
+            <a:graphic xmlns:a="http://schemas.openxmlformats.org/drawingml/2006/main">
+              <a:graphicData uri="http://schemas.openxmlformats.org/drawingml/2006/picture">
+                <pic:pic xmlns:pic="http://schemas.openxmlformats.org/drawingml/2006/picture">
+                  <pic:nvPicPr>
+                    <pic:cNvPr id="1513859895" name=""/>
+                    <pic:cNvPicPr/>
+                  </pic:nvPicPr>
+                  <pic:blipFill>
+                    <a:blip r:embed="rId37"/>
+                    <a:stretch>
+                      <a:fillRect/>
+                    </a:stretch>
+                  </pic:blipFill>
+                  <pic:spPr>
+                    <a:xfrm>
+                      <a:off x="0" y="0"/>
+                      <a:ext cx="5943600" cy="1553210"/>
+                    </a:xfrm>
+                    <a:prstGeom prst="rect">
+                      <a:avLst/>
+                    </a:prstGeom>
+                  </pic:spPr>
+                </pic:pic>
+              </a:graphicData>
+            </a:graphic>
+          </wp:inline>
+        </w:drawing>
+      </w:r>
+    </w:p>
+    <w:p>
+      <w:pPr>
+        <w:rPr>
+          <w:lang w:val="vi-VN"/>
+        </w:rPr>
+      </w:pPr>
+    </w:p>
+    <w:p>
+      <w:pPr>
+        <w:tabs>
+          <w:tab w:val="left" w:pos="1728"/>
+        </w:tabs>
+        <w:rPr>
+          <w:lang w:val="vi-VN"/>
+        </w:rPr>
+      </w:pPr>
+      <w:r>
+        <w:rPr>
+          <w:lang w:val="vi-VN"/>
+        </w:rPr>
+        <w:tab/>
+      </w:r>
+      <w:r>
+        <w:rPr>
+          <w:lang w:val="vi-VN"/>
+        </w:rPr>
+        <w:drawing>
+          <wp:inline distT="0" distB="0" distL="0" distR="0" wp14:anchorId="4EA4D3B4" wp14:editId="245A8027">
+            <wp:extent cx="5487166" cy="4286848"/>
+            <wp:effectExtent l="0" t="0" r="0" b="0"/>
+            <wp:docPr id="763090697" name="Picture 1"/>
+            <wp:cNvGraphicFramePr>
+              <a:graphicFrameLocks xmlns:a="http://schemas.openxmlformats.org/drawingml/2006/main" noChangeAspect="1"/>
+            </wp:cNvGraphicFramePr>
+            <a:graphic xmlns:a="http://schemas.openxmlformats.org/drawingml/2006/main">
+              <a:graphicData uri="http://schemas.openxmlformats.org/drawingml/2006/picture">
+                <pic:pic xmlns:pic="http://schemas.openxmlformats.org/drawingml/2006/picture">
+                  <pic:nvPicPr>
+                    <pic:cNvPr id="763090697" name=""/>
+                    <pic:cNvPicPr/>
+                  </pic:nvPicPr>
+                  <pic:blipFill>
+                    <a:blip r:embed="rId38"/>
+                    <a:stretch>
+                      <a:fillRect/>
+                    </a:stretch>
+                  </pic:blipFill>
+                  <pic:spPr>
+                    <a:xfrm>
+                      <a:off x="0" y="0"/>
+                      <a:ext cx="5487166" cy="4286848"/>
+                    </a:xfrm>
+                    <a:prstGeom prst="rect">
+                      <a:avLst/>
+                    </a:prstGeom>
+                  </pic:spPr>
+                </pic:pic>
+              </a:graphicData>
+            </a:graphic>
+          </wp:inline>
+        </w:drawing>
+      </w:r>
+    </w:p>
+    <w:p>
+      <w:pPr>
+        <w:rPr>
+          <w:lang w:val="vi-VN"/>
+        </w:rPr>
+      </w:pPr>
+    </w:p>
+    <w:p>
+      <w:pPr>
+        <w:rPr>
+          <w:lang w:val="vi-VN"/>
+        </w:rPr>
+      </w:pPr>
+    </w:p>
+    <w:p>
+      <w:pPr>
+        <w:tabs>
+          <w:tab w:val="left" w:pos="1002"/>
+        </w:tabs>
+        <w:rPr>
+          <w:lang w:val="vi-VN"/>
+        </w:rPr>
+      </w:pPr>
+      <w:r>
+        <w:rPr>
+          <w:lang w:val="vi-VN"/>
+        </w:rPr>
+        <w:tab/>
+        <w:t>Bài 4</w:t>
+      </w:r>
+    </w:p>
+    <w:p>
+      <w:pPr>
+        <w:tabs>
+          <w:tab w:val="left" w:pos="1002"/>
+        </w:tabs>
+        <w:rPr>
+          <w:lang w:val="vi-VN"/>
+        </w:rPr>
+      </w:pPr>
+      <w:r>
+        <w:rPr>
+          <w:lang w:val="vi-VN"/>
+        </w:rPr>
+        <w:lastRenderedPageBreak/>
+        <w:drawing>
+          <wp:inline distT="0" distB="0" distL="0" distR="0" wp14:anchorId="3B5925DC" wp14:editId="72FDAEBC">
+            <wp:extent cx="5943600" cy="2141220"/>
+            <wp:effectExtent l="0" t="0" r="0" b="0"/>
+            <wp:docPr id="1989547960" name="Picture 1"/>
+            <wp:cNvGraphicFramePr>
+              <a:graphicFrameLocks xmlns:a="http://schemas.openxmlformats.org/drawingml/2006/main" noChangeAspect="1"/>
+            </wp:cNvGraphicFramePr>
+            <a:graphic xmlns:a="http://schemas.openxmlformats.org/drawingml/2006/main">
+              <a:graphicData uri="http://schemas.openxmlformats.org/drawingml/2006/picture">
+                <pic:pic xmlns:pic="http://schemas.openxmlformats.org/drawingml/2006/picture">
+                  <pic:nvPicPr>
+                    <pic:cNvPr id="1989547960" name=""/>
+                    <pic:cNvPicPr/>
+                  </pic:nvPicPr>
+                  <pic:blipFill>
+                    <a:blip r:embed="rId39"/>
+                    <a:stretch>
+                      <a:fillRect/>
+                    </a:stretch>
+                  </pic:blipFill>
+                  <pic:spPr>
+                    <a:xfrm>
+                      <a:off x="0" y="0"/>
+                      <a:ext cx="5943600" cy="2141220"/>
+                    </a:xfrm>
+                    <a:prstGeom prst="rect">
+                      <a:avLst/>
+                    </a:prstGeom>
+                  </pic:spPr>
+                </pic:pic>
+              </a:graphicData>
+            </a:graphic>
+          </wp:inline>
+        </w:drawing>
+      </w:r>
+    </w:p>
+    <w:p>
+      <w:pPr>
+        <w:tabs>
+          <w:tab w:val="left" w:pos="1002"/>
+        </w:tabs>
+        <w:rPr>
+          <w:lang w:val="vi-VN"/>
+        </w:rPr>
+      </w:pPr>
+      <w:r>
+        <w:rPr>
+          <w:lang w:val="vi-VN"/>
+        </w:rPr>
+        <w:drawing>
+          <wp:inline distT="0" distB="0" distL="0" distR="0" wp14:anchorId="227FEECC" wp14:editId="20F8C361">
+            <wp:extent cx="4887007" cy="1943371"/>
+            <wp:effectExtent l="0" t="0" r="8890" b="0"/>
+            <wp:docPr id="389680720" name="Picture 1"/>
+            <wp:cNvGraphicFramePr>
+              <a:graphicFrameLocks xmlns:a="http://schemas.openxmlformats.org/drawingml/2006/main" noChangeAspect="1"/>
+            </wp:cNvGraphicFramePr>
+            <a:graphic xmlns:a="http://schemas.openxmlformats.org/drawingml/2006/main">
+              <a:graphicData uri="http://schemas.openxmlformats.org/drawingml/2006/picture">
+                <pic:pic xmlns:pic="http://schemas.openxmlformats.org/drawingml/2006/picture">
+                  <pic:nvPicPr>
+                    <pic:cNvPr id="389680720" name=""/>
+                    <pic:cNvPicPr/>
+                  </pic:nvPicPr>
+                  <pic:blipFill>
+                    <a:blip r:embed="rId40"/>
+                    <a:stretch>
+                      <a:fillRect/>
+                    </a:stretch>
+                  </pic:blipFill>
+                  <pic:spPr>
+                    <a:xfrm>
+                      <a:off x="0" y="0"/>
+                      <a:ext cx="4887007" cy="1943371"/>
+                    </a:xfrm>
+                    <a:prstGeom prst="rect">
+                      <a:avLst/>
+                    </a:prstGeom>
+                  </pic:spPr>
+                </pic:pic>
+              </a:graphicData>
+            </a:graphic>
+          </wp:inline>
+        </w:drawing>
+      </w:r>
+    </w:p>
+    <w:p>
+      <w:pPr>
+        <w:tabs>
+          <w:tab w:val="left" w:pos="1002"/>
+        </w:tabs>
+        <w:rPr>
+          <w:lang w:val="vi-VN"/>
+        </w:rPr>
+      </w:pPr>
+    </w:p>
+    <w:p>
+      <w:pPr>
+        <w:tabs>
+          <w:tab w:val="left" w:pos="1002"/>
+        </w:tabs>
+        <w:rPr>
+          <w:lang w:val="vi-VN"/>
+        </w:rPr>
+      </w:pPr>
+    </w:p>
+    <w:p>
+      <w:pPr>
+        <w:tabs>
+          <w:tab w:val="left" w:pos="2104"/>
+        </w:tabs>
+        <w:rPr>
+          <w:lang w:val="vi-VN"/>
+        </w:rPr>
+      </w:pPr>
+      <w:r>
+        <w:rPr>
+          <w:lang w:val="vi-VN"/>
+        </w:rPr>
+        <w:tab/>
+        <w:t>Bài 5</w:t>
+      </w:r>
+    </w:p>
+    <w:p>
+      <w:pPr>
+        <w:tabs>
+          <w:tab w:val="left" w:pos="2104"/>
+        </w:tabs>
+        <w:rPr>
+          <w:lang w:val="vi-VN"/>
+        </w:rPr>
+      </w:pPr>
+      <w:r>
+        <w:rPr>
+          <w:lang w:val="vi-VN"/>
+        </w:rPr>
+        <w:lastRenderedPageBreak/>
+        <w:drawing>
+          <wp:inline distT="0" distB="0" distL="0" distR="0" wp14:anchorId="3944A37B" wp14:editId="19406F0B">
+            <wp:extent cx="5868219" cy="1371791"/>
+            <wp:effectExtent l="0" t="0" r="0" b="0"/>
+            <wp:docPr id="1323938729" name="Picture 1"/>
+            <wp:cNvGraphicFramePr>
+              <a:graphicFrameLocks xmlns:a="http://schemas.openxmlformats.org/drawingml/2006/main" noChangeAspect="1"/>
+            </wp:cNvGraphicFramePr>
+            <a:graphic xmlns:a="http://schemas.openxmlformats.org/drawingml/2006/main">
+              <a:graphicData uri="http://schemas.openxmlformats.org/drawingml/2006/picture">
+                <pic:pic xmlns:pic="http://schemas.openxmlformats.org/drawingml/2006/picture">
+                  <pic:nvPicPr>
+                    <pic:cNvPr id="1323938729" name=""/>
+                    <pic:cNvPicPr/>
+                  </pic:nvPicPr>
+                  <pic:blipFill>
+                    <a:blip r:embed="rId41"/>
+                    <a:stretch>
+                      <a:fillRect/>
+                    </a:stretch>
+                  </pic:blipFill>
+                  <pic:spPr>
+                    <a:xfrm>
+                      <a:off x="0" y="0"/>
+                      <a:ext cx="5868219" cy="1371791"/>
+                    </a:xfrm>
+                    <a:prstGeom prst="rect">
+                      <a:avLst/>
+                    </a:prstGeom>
+                  </pic:spPr>
+                </pic:pic>
+              </a:graphicData>
+            </a:graphic>
+          </wp:inline>
+        </w:drawing>
+      </w:r>
+      <w:r>
+        <w:rPr>
+          <w:lang w:val="vi-VN"/>
+        </w:rPr>
+        <w:drawing>
+          <wp:inline distT="0" distB="0" distL="0" distR="0" wp14:anchorId="72B27083" wp14:editId="42934D72">
+            <wp:extent cx="4296375" cy="3658111"/>
+            <wp:effectExtent l="0" t="0" r="9525" b="0"/>
+            <wp:docPr id="1780617460" name="Picture 1"/>
+            <wp:cNvGraphicFramePr>
+              <a:graphicFrameLocks xmlns:a="http://schemas.openxmlformats.org/drawingml/2006/main" noChangeAspect="1"/>
+            </wp:cNvGraphicFramePr>
+            <a:graphic xmlns:a="http://schemas.openxmlformats.org/drawingml/2006/main">
+              <a:graphicData uri="http://schemas.openxmlformats.org/drawingml/2006/picture">
+                <pic:pic xmlns:pic="http://schemas.openxmlformats.org/drawingml/2006/picture">
+                  <pic:nvPicPr>
+                    <pic:cNvPr id="1780617460" name=""/>
+                    <pic:cNvPicPr/>
+                  </pic:nvPicPr>
+                  <pic:blipFill>
+                    <a:blip r:embed="rId42"/>
+                    <a:stretch>
+                      <a:fillRect/>
+                    </a:stretch>
+                  </pic:blipFill>
+                  <pic:spPr>
+                    <a:xfrm>
+                      <a:off x="0" y="0"/>
+                      <a:ext cx="4296375" cy="3658111"/>
+                    </a:xfrm>
+                    <a:prstGeom prst="rect">
+                      <a:avLst/>
+                    </a:prstGeom>
+                  </pic:spPr>
+                </pic:pic>
+              </a:graphicData>
+            </a:graphic>
+          </wp:inline>
+        </w:drawing>
+      </w:r>
+    </w:p>
+    <w:p>
+      <w:pPr>
+        <w:tabs>
+          <w:tab w:val="left" w:pos="2104"/>
+        </w:tabs>
+        <w:rPr>
+          <w:lang w:val="vi-VN"/>
+        </w:rPr>
+      </w:pPr>
+    </w:p>
+    <w:p>
+      <w:pPr>
+        <w:tabs>
+          <w:tab w:val="left" w:pos="2104"/>
+        </w:tabs>
+        <w:rPr>
+          <w:lang w:val="vi-VN"/>
+        </w:rPr>
+      </w:pPr>
+      <w:r>
+        <w:rPr>
+          <w:lang w:val="vi-VN"/>
+        </w:rPr>
+        <w:t>Bài 6</w:t>
+      </w:r>
+    </w:p>
+    <w:p>
+      <w:pPr>
+        <w:tabs>
+          <w:tab w:val="left" w:pos="2104"/>
+        </w:tabs>
+        <w:rPr>
+          <w:lang w:val="vi-VN"/>
+        </w:rPr>
+      </w:pPr>
+      <w:r>
+        <w:rPr>
+          <w:lang w:val="vi-VN"/>
+        </w:rPr>
+        <w:drawing>
+          <wp:inline distT="0" distB="0" distL="0" distR="0" wp14:anchorId="22521AFE" wp14:editId="4BE750D7">
+            <wp:extent cx="5943600" cy="2094865"/>
+            <wp:effectExtent l="0" t="0" r="0" b="635"/>
+            <wp:docPr id="859019015" name="Picture 1"/>
+            <wp:cNvGraphicFramePr>
+              <a:graphicFrameLocks xmlns:a="http://schemas.openxmlformats.org/drawingml/2006/main" noChangeAspect="1"/>
+            </wp:cNvGraphicFramePr>
+            <a:graphic xmlns:a="http://schemas.openxmlformats.org/drawingml/2006/main">
+              <a:graphicData uri="http://schemas.openxmlformats.org/drawingml/2006/picture">
+                <pic:pic xmlns:pic="http://schemas.openxmlformats.org/drawingml/2006/picture">
+                  <pic:nvPicPr>
+                    <pic:cNvPr id="859019015" name=""/>
+                    <pic:cNvPicPr/>
+                  </pic:nvPicPr>
+                  <pic:blipFill>
+                    <a:blip r:embed="rId43"/>
+                    <a:stretch>
+                      <a:fillRect/>
+                    </a:stretch>
+                  </pic:blipFill>
+                  <pic:spPr>
+                    <a:xfrm>
+                      <a:off x="0" y="0"/>
+                      <a:ext cx="5943600" cy="2094865"/>
+                    </a:xfrm>
+                    <a:prstGeom prst="rect">
+                      <a:avLst/>
+                    </a:prstGeom>
+                  </pic:spPr>
+                </pic:pic>
+              </a:graphicData>
+            </a:graphic>
+          </wp:inline>
+        </w:drawing>
+      </w:r>
+    </w:p>
+    <w:p>
+      <w:pPr>
+        <w:tabs>
+          <w:tab w:val="left" w:pos="2104"/>
+        </w:tabs>
+        <w:rPr>
+          <w:lang w:val="vi-VN"/>
+        </w:rPr>
+      </w:pPr>
+      <w:r>
+        <w:rPr>
+          <w:lang w:val="vi-VN"/>
+        </w:rPr>
+        <w:lastRenderedPageBreak/>
+        <w:drawing>
+          <wp:inline distT="0" distB="0" distL="0" distR="0" wp14:anchorId="70134907" wp14:editId="2EE57C2B">
+            <wp:extent cx="4143953" cy="3962953"/>
+            <wp:effectExtent l="0" t="0" r="9525" b="0"/>
+            <wp:docPr id="577626018" name="Picture 1"/>
+            <wp:cNvGraphicFramePr>
+              <a:graphicFrameLocks xmlns:a="http://schemas.openxmlformats.org/drawingml/2006/main" noChangeAspect="1"/>
+            </wp:cNvGraphicFramePr>
+            <a:graphic xmlns:a="http://schemas.openxmlformats.org/drawingml/2006/main">
+              <a:graphicData uri="http://schemas.openxmlformats.org/drawingml/2006/picture">
+                <pic:pic xmlns:pic="http://schemas.openxmlformats.org/drawingml/2006/picture">
+                  <pic:nvPicPr>
+                    <pic:cNvPr id="577626018" name=""/>
+                    <pic:cNvPicPr/>
+                  </pic:nvPicPr>
+                  <pic:blipFill>
+                    <a:blip r:embed="rId44"/>
+                    <a:stretch>
+                      <a:fillRect/>
+                    </a:stretch>
+                  </pic:blipFill>
+                  <pic:spPr>
+                    <a:xfrm>
+                      <a:off x="0" y="0"/>
+                      <a:ext cx="4143953" cy="3962953"/>
+                    </a:xfrm>
+                    <a:prstGeom prst="rect">
+                      <a:avLst/>
+                    </a:prstGeom>
+                  </pic:spPr>
+                </pic:pic>
+              </a:graphicData>
+            </a:graphic>
+          </wp:inline>
+        </w:drawing>
+      </w:r>
+    </w:p>
+    <w:p>
+      <w:pPr>
+        <w:tabs>
+          <w:tab w:val="left" w:pos="2104"/>
+        </w:tabs>
+        <w:rPr>
+          <w:lang w:val="vi-VN"/>
+        </w:rPr>
+      </w:pPr>
+    </w:p>
+    <w:p>
+      <w:pPr>
+        <w:tabs>
+          <w:tab w:val="left" w:pos="2104"/>
+        </w:tabs>
+        <w:rPr>
+          <w:lang w:val="vi-VN"/>
+        </w:rPr>
+      </w:pPr>
+      <w:r>
+        <w:rPr>
+          <w:lang w:val="vi-VN"/>
+        </w:rPr>
+        <w:t>Bài 7</w:t>
+      </w:r>
+    </w:p>
+    <w:p>
+      <w:pPr>
+        <w:tabs>
+          <w:tab w:val="left" w:pos="2104"/>
+        </w:tabs>
+        <w:rPr>
+          <w:lang w:val="vi-VN"/>
+        </w:rPr>
+      </w:pPr>
+      <w:r>
+        <w:rPr>
+          <w:lang w:val="vi-VN"/>
+        </w:rPr>
+        <w:drawing>
+          <wp:inline distT="0" distB="0" distL="0" distR="0" wp14:anchorId="09853797" wp14:editId="56B244D7">
+            <wp:extent cx="4839375" cy="485843"/>
+            <wp:effectExtent l="0" t="0" r="0" b="9525"/>
+            <wp:docPr id="1030402057" name="Picture 1"/>
+            <wp:cNvGraphicFramePr>
+              <a:graphicFrameLocks xmlns:a="http://schemas.openxmlformats.org/drawingml/2006/main" noChangeAspect="1"/>
+            </wp:cNvGraphicFramePr>
+            <a:graphic xmlns:a="http://schemas.openxmlformats.org/drawingml/2006/main">
+              <a:graphicData uri="http://schemas.openxmlformats.org/drawingml/2006/picture">
+                <pic:pic xmlns:pic="http://schemas.openxmlformats.org/drawingml/2006/picture">
+                  <pic:nvPicPr>
+                    <pic:cNvPr id="1030402057" name=""/>
+                    <pic:cNvPicPr/>
+                  </pic:nvPicPr>
+                  <pic:blipFill>
+                    <a:blip r:embed="rId45"/>
+                    <a:stretch>
+                      <a:fillRect/>
+                    </a:stretch>
+                  </pic:blipFill>
+                  <pic:spPr>
+                    <a:xfrm>
+                      <a:off x="0" y="0"/>
+                      <a:ext cx="4839375" cy="485843"/>
+                    </a:xfrm>
+                    <a:prstGeom prst="rect">
+                      <a:avLst/>
+                    </a:prstGeom>
+                  </pic:spPr>
+                </pic:pic>
+              </a:graphicData>
+            </a:graphic>
+          </wp:inline>
+        </w:drawing>
+      </w:r>
+    </w:p>
+    <w:p>
+      <w:pPr>
+        <w:ind w:firstLine="720"/>
+        <w:rPr>
+          <w:lang w:val="vi-VN"/>
+        </w:rPr>
+      </w:pPr>
+      <w:r>
+        <w:rPr>
+          <w:lang w:val="vi-VN"/>
+        </w:rPr>
+        <w:drawing>
+          <wp:inline distT="0" distB="0" distL="0" distR="0" wp14:anchorId="62C08875" wp14:editId="0F3FD330">
+            <wp:extent cx="4239217" cy="2734057"/>
+            <wp:effectExtent l="0" t="0" r="9525" b="9525"/>
+            <wp:docPr id="598066827" name="Picture 1"/>
+            <wp:cNvGraphicFramePr>
+              <a:graphicFrameLocks xmlns:a="http://schemas.openxmlformats.org/drawingml/2006/main" noChangeAspect="1"/>
+            </wp:cNvGraphicFramePr>
+            <a:graphic xmlns:a="http://schemas.openxmlformats.org/drawingml/2006/main">
+              <a:graphicData uri="http://schemas.openxmlformats.org/drawingml/2006/picture">
+                <pic:pic xmlns:pic="http://schemas.openxmlformats.org/drawingml/2006/picture">
+                  <pic:nvPicPr>
+                    <pic:cNvPr id="598066827" name=""/>
+                    <pic:cNvPicPr/>
+                  </pic:nvPicPr>
+                  <pic:blipFill>
+                    <a:blip r:embed="rId46"/>
+                    <a:stretch>
+                      <a:fillRect/>
+                    </a:stretch>
+                  </pic:blipFill>
+                  <pic:spPr>
+                    <a:xfrm>
+                      <a:off x="0" y="0"/>
+                      <a:ext cx="4239217" cy="2734057"/>
+                    </a:xfrm>
+                    <a:prstGeom prst="rect">
+                      <a:avLst/>
+                    </a:prstGeom>
+                  </pic:spPr>
+                </pic:pic>
+              </a:graphicData>
+            </a:graphic>
+          </wp:inline>
+        </w:drawing>
+      </w:r>
+    </w:p>
+    <w:p>
+      <w:pPr>
+        <w:ind w:firstLine="720"/>
+        <w:rPr>
+          <w:lang w:val="vi-VN"/>
+        </w:rPr>
+      </w:pPr>
+    </w:p>
+    <w:p>
+      <w:pPr>
+        <w:ind w:firstLine="720"/>
+        <w:rPr>
+          <w:b/>
+          <w:bCs/>
+          <w:lang w:val="vi-VN"/>
+        </w:rPr>
+      </w:pPr>
+      <w:r>
+        <w:rPr>
+          <w:b/>
+          <w:bCs/>
+          <w:lang w:val="vi-VN"/>
+        </w:rPr>
+        <w:t>Bài 8</w:t>
+      </w:r>
+    </w:p>
+    <w:p>
+      <w:pPr>
+        <w:ind w:firstLine="720"/>
+        <w:rPr>
+          <w:b/>
+          <w:bCs/>
+          <w:lang w:val="vi-VN"/>
+        </w:rPr>
+      </w:pPr>
+      <w:r>
+        <w:rPr>
+          <w:b/>
+          <w:bCs/>
+          <w:lang w:val="vi-VN"/>
+        </w:rPr>
+        <w:drawing>
+          <wp:inline distT="0" distB="0" distL="0" distR="0" wp14:anchorId="0E84AE20" wp14:editId="0BC79F92">
+            <wp:extent cx="5943600" cy="532765"/>
+            <wp:effectExtent l="0" t="0" r="0" b="635"/>
+            <wp:docPr id="265425222" name="Picture 1"/>
+            <wp:cNvGraphicFramePr>
+              <a:graphicFrameLocks xmlns:a="http://schemas.openxmlformats.org/drawingml/2006/main" noChangeAspect="1"/>
+            </wp:cNvGraphicFramePr>
+            <a:graphic xmlns:a="http://schemas.openxmlformats.org/drawingml/2006/main">
+              <a:graphicData uri="http://schemas.openxmlformats.org/drawingml/2006/picture">
+                <pic:pic xmlns:pic="http://schemas.openxmlformats.org/drawingml/2006/picture">
+                  <pic:nvPicPr>
+                    <pic:cNvPr id="265425222" name=""/>
+                    <pic:cNvPicPr/>
+                  </pic:nvPicPr>
+                  <pic:blipFill>
+                    <a:blip r:embed="rId47"/>
+                    <a:stretch>
+                      <a:fillRect/>
+                    </a:stretch>
+                  </pic:blipFill>
+                  <pic:spPr>
+                    <a:xfrm>
+                      <a:off x="0" y="0"/>
+                      <a:ext cx="5943600" cy="532765"/>
+                    </a:xfrm>
+                    <a:prstGeom prst="rect">
+                      <a:avLst/>
+                    </a:prstGeom>
+                  </pic:spPr>
+                </pic:pic>
+              </a:graphicData>
+            </a:graphic>
+          </wp:inline>
+        </w:drawing>
+      </w:r>
+    </w:p>
+    <w:p>
+      <w:pPr>
+        <w:rPr>
+          <w:b/>
+          <w:bCs/>
+          <w:lang w:val="vi-VN"/>
+        </w:rPr>
+      </w:pPr>
+    </w:p>
+    <w:p>
+      <w:pPr>
+        <w:tabs>
+          <w:tab w:val="left" w:pos="1039"/>
+        </w:tabs>
+        <w:rPr>
+          <w:lang w:val="vi-VN"/>
+        </w:rPr>
+      </w:pPr>
+      <w:r>
+        <w:rPr>
+          <w:lang w:val="vi-VN"/>
+        </w:rPr>
+        <w:tab/>
+      </w:r>
+      <w:r>
+        <w:rPr>
+          <w:lang w:val="vi-VN"/>
+        </w:rPr>
+        <w:drawing>
+          <wp:inline distT="0" distB="0" distL="0" distR="0" wp14:anchorId="1E03E619" wp14:editId="169F03DC">
+            <wp:extent cx="3429479" cy="2353003"/>
+            <wp:effectExtent l="0" t="0" r="0" b="0"/>
+            <wp:docPr id="1524082590" name="Picture 1"/>
+            <wp:cNvGraphicFramePr>
+              <a:graphicFrameLocks xmlns:a="http://schemas.openxmlformats.org/drawingml/2006/main" noChangeAspect="1"/>
+            </wp:cNvGraphicFramePr>
+            <a:graphic xmlns:a="http://schemas.openxmlformats.org/drawingml/2006/main">
+              <a:graphicData uri="http://schemas.openxmlformats.org/drawingml/2006/picture">
+                <pic:pic xmlns:pic="http://schemas.openxmlformats.org/drawingml/2006/picture">
+                  <pic:nvPicPr>
+                    <pic:cNvPr id="1524082590" name=""/>
+                    <pic:cNvPicPr/>
+                  </pic:nvPicPr>
+                  <pic:blipFill>
+                    <a:blip r:embed="rId48"/>
+                    <a:stretch>
+                      <a:fillRect/>
+                    </a:stretch>
+                  </pic:blipFill>
+                  <pic:spPr>
+                    <a:xfrm>
+                      <a:off x="0" y="0"/>
+                      <a:ext cx="3429479" cy="2353003"/>
+                    </a:xfrm>
+                    <a:prstGeom prst="rect">
+                      <a:avLst/>
+                    </a:prstGeom>
+                  </pic:spPr>
+                </pic:pic>
+              </a:graphicData>
+            </a:graphic>
+          </wp:inline>
+        </w:drawing>
+      </w:r>
+    </w:p>
+    <w:p>
+      <w:pPr>
+        <w:tabs>
+          <w:tab w:val="left" w:pos="1978"/>
+        </w:tabs>
+        <w:rPr>
+          <w:lang w:val="vi-VN"/>
+        </w:rPr>
+      </w:pPr>
+      <w:r>
+        <w:rPr>
+          <w:lang w:val="vi-VN"/>
+        </w:rPr>
+        <w:tab/>
+      </w:r>
+      <w:r>
+        <w:rPr>
+          <w:lang w:val="vi-VN"/>
+        </w:rPr>
+        <w:drawing>
+          <wp:inline distT="0" distB="0" distL="0" distR="0" wp14:anchorId="777E349B" wp14:editId="3FB51EBC">
+            <wp:extent cx="5048955" cy="1438476"/>
+            <wp:effectExtent l="0" t="0" r="0" b="9525"/>
+            <wp:docPr id="549761926" name="Picture 1"/>
+            <wp:cNvGraphicFramePr>
+              <a:graphicFrameLocks xmlns:a="http://schemas.openxmlformats.org/drawingml/2006/main" noChangeAspect="1"/>
+            </wp:cNvGraphicFramePr>
+            <a:graphic xmlns:a="http://schemas.openxmlformats.org/drawingml/2006/main">
+              <a:graphicData uri="http://schemas.openxmlformats.org/drawingml/2006/picture">
+                <pic:pic xmlns:pic="http://schemas.openxmlformats.org/drawingml/2006/picture">
+                  <pic:nvPicPr>
+                    <pic:cNvPr id="549761926" name=""/>
+                    <pic:cNvPicPr/>
+                  </pic:nvPicPr>
+                  <pic:blipFill>
+                    <a:blip r:embed="rId49"/>
+                    <a:stretch>
+                      <a:fillRect/>
+                    </a:stretch>
+                  </pic:blipFill>
+                  <pic:spPr>
+                    <a:xfrm>
+                      <a:off x="0" y="0"/>
+                      <a:ext cx="5048955" cy="1438476"/>
+                    </a:xfrm>
+                    <a:prstGeom prst="rect">
+                      <a:avLst/>
+                    </a:prstGeom>
+                  </pic:spPr>
+                </pic:pic>
+              </a:graphicData>
+            </a:graphic>
+          </wp:inline>
+        </w:drawing>
+      </w:r>
+    </w:p>
+    <w:p>
+      <w:pPr>
+        <w:tabs>
+          <w:tab w:val="left" w:pos="1978"/>
+        </w:tabs>
+        <w:rPr>
+          <w:lang w:val="vi-VN"/>
+        </w:rPr>
+      </w:pPr>
+    </w:p>
+    <w:p>
+      <w:pPr>
+        <w:tabs>
+          <w:tab w:val="left" w:pos="1978"/>
+        </w:tabs>
+        <w:rPr>
+          <w:lang w:val="vi-VN"/>
+        </w:rPr>
+      </w:pPr>
+      <w:r>
+        <w:rPr>
+          <w:lang w:val="vi-VN"/>
+        </w:rPr>
+        <w:t>Bai 9</w:t>
+      </w:r>
+    </w:p>
+    <w:p>
+      <w:pPr>
+        <w:tabs>
+          <w:tab w:val="left" w:pos="1978"/>
+        </w:tabs>
+        <w:rPr>
+          <w:lang w:val="vi-VN"/>
+        </w:rPr>
+      </w:pPr>
+      <w:r>
+        <w:rPr>
+          <w:lang w:val="vi-VN"/>
+        </w:rPr>
+        <w:drawing>
+          <wp:inline distT="0" distB="0" distL="0" distR="0" wp14:anchorId="6237D03F" wp14:editId="123CE00C">
+            <wp:extent cx="5439534" cy="352474"/>
+            <wp:effectExtent l="0" t="0" r="8890" b="9525"/>
+            <wp:docPr id="626838621" name="Picture 1"/>
+            <wp:cNvGraphicFramePr>
+              <a:graphicFrameLocks xmlns:a="http://schemas.openxmlformats.org/drawingml/2006/main" noChangeAspect="1"/>
+            </wp:cNvGraphicFramePr>
+            <a:graphic xmlns:a="http://schemas.openxmlformats.org/drawingml/2006/main">
+              <a:graphicData uri="http://schemas.openxmlformats.org/drawingml/2006/picture">
+                <pic:pic xmlns:pic="http://schemas.openxmlformats.org/drawingml/2006/picture">
+                  <pic:nvPicPr>
+                    <pic:cNvPr id="626838621" name=""/>
+                    <pic:cNvPicPr/>
+                  </pic:nvPicPr>
+                  <pic:blipFill>
+                    <a:blip r:embed="rId50"/>
+                    <a:stretch>
+                      <a:fillRect/>
+                    </a:stretch>
+                  </pic:blipFill>
+                  <pic:spPr>
+                    <a:xfrm>
+                      <a:off x="0" y="0"/>
+                      <a:ext cx="5439534" cy="352474"/>
+                    </a:xfrm>
+                    <a:prstGeom prst="rect">
+                      <a:avLst/>
+                    </a:prstGeom>
+                  </pic:spPr>
+                </pic:pic>
+              </a:graphicData>
+            </a:graphic>
+          </wp:inline>
+        </w:drawing>
+      </w:r>
+    </w:p>
+    <w:p>
+      <w:pPr>
+        <w:rPr>
+          <w:lang w:val="vi-VN"/>
+        </w:rPr>
+      </w:pPr>
+      <w:r>
+        <w:rPr>
+          <w:lang w:val="vi-VN"/>
+        </w:rPr>
+        <w:lastRenderedPageBreak/>
+        <w:drawing>
+          <wp:inline distT="0" distB="0" distL="0" distR="0" wp14:anchorId="277A1E7F" wp14:editId="12F0C26F">
+            <wp:extent cx="5611008" cy="2067213"/>
+            <wp:effectExtent l="0" t="0" r="8890" b="9525"/>
+            <wp:docPr id="1673114243" name="Picture 1"/>
+            <wp:cNvGraphicFramePr>
+              <a:graphicFrameLocks xmlns:a="http://schemas.openxmlformats.org/drawingml/2006/main" noChangeAspect="1"/>
+            </wp:cNvGraphicFramePr>
+            <a:graphic xmlns:a="http://schemas.openxmlformats.org/drawingml/2006/main">
+              <a:graphicData uri="http://schemas.openxmlformats.org/drawingml/2006/picture">
+                <pic:pic xmlns:pic="http://schemas.openxmlformats.org/drawingml/2006/picture">
+                  <pic:nvPicPr>
+                    <pic:cNvPr id="1673114243" name=""/>
+                    <pic:cNvPicPr/>
+                  </pic:nvPicPr>
+                  <pic:blipFill>
+                    <a:blip r:embed="rId51"/>
+                    <a:stretch>
+                      <a:fillRect/>
+                    </a:stretch>
+                  </pic:blipFill>
+                  <pic:spPr>
+                    <a:xfrm>
+                      <a:off x="0" y="0"/>
+                      <a:ext cx="5611008" cy="2067213"/>
+                    </a:xfrm>
+                    <a:prstGeom prst="rect">
+                      <a:avLst/>
+                    </a:prstGeom>
+                  </pic:spPr>
+                </pic:pic>
+              </a:graphicData>
+            </a:graphic>
+          </wp:inline>
+        </w:drawing>
+      </w:r>
+    </w:p>
+    <w:p>
+      <w:pPr>
+        <w:rPr>
+          <w:lang w:val="vi-VN"/>
+        </w:rPr>
+      </w:pPr>
+    </w:p>
+    <w:p>
+      <w:pPr>
+        <w:rPr>
+          <w:lang w:val="vi-VN"/>
+        </w:rPr>
+      </w:pPr>
+    </w:p>
+    <w:p>
+      <w:pPr>
+        <w:rPr>
+          <w:lang w:val="vi-VN"/>
+        </w:rPr>
+      </w:pPr>
+    </w:p>
+    <w:p>
+      <w:pPr>
+        <w:tabs>
+          <w:tab w:val="left" w:pos="1039"/>
+        </w:tabs>
+        <w:rPr>
+          <w:lang w:val="vi-VN"/>
+        </w:rPr>
+      </w:pPr>
+      <w:r>
+        <w:rPr>
+          <w:lang w:val="vi-VN"/>
+        </w:rPr>
+        <w:tab/>
+        <w:t>Bài 10</w:t>
+      </w:r>
+    </w:p>
+    <w:p>
+      <w:pPr>
+        <w:tabs>
+          <w:tab w:val="left" w:pos="1039"/>
+        </w:tabs>
+        <w:rPr>
+          <w:lang w:val="vi-VN"/>
+        </w:rPr>
+      </w:pPr>
+      <w:r>
+        <w:rPr>
+          <w:lang w:val="vi-VN"/>
+        </w:rPr>
+        <w:drawing>
+          <wp:inline distT="0" distB="0" distL="0" distR="0" wp14:anchorId="438C318C" wp14:editId="03AAB4CB">
+            <wp:extent cx="5943600" cy="917575"/>
+            <wp:effectExtent l="0" t="0" r="0" b="0"/>
+            <wp:docPr id="1268581492" name="Picture 1"/>
+            <wp:cNvGraphicFramePr>
+              <a:graphicFrameLocks xmlns:a="http://schemas.openxmlformats.org/drawingml/2006/main" noChangeAspect="1"/>
+            </wp:cNvGraphicFramePr>
+            <a:graphic xmlns:a="http://schemas.openxmlformats.org/drawingml/2006/main">
+              <a:graphicData uri="http://schemas.openxmlformats.org/drawingml/2006/picture">
+                <pic:pic xmlns:pic="http://schemas.openxmlformats.org/drawingml/2006/picture">
+                  <pic:nvPicPr>
+                    <pic:cNvPr id="1268581492" name=""/>
+                    <pic:cNvPicPr/>
+                  </pic:nvPicPr>
+                  <pic:blipFill>
+                    <a:blip r:embed="rId52"/>
+                    <a:stretch>
+                      <a:fillRect/>
+                    </a:stretch>
+                  </pic:blipFill>
+                  <pic:spPr>
+                    <a:xfrm>
+                      <a:off x="0" y="0"/>
+                      <a:ext cx="5943600" cy="917575"/>
+                    </a:xfrm>
+                    <a:prstGeom prst="rect">
+                      <a:avLst/>
+                    </a:prstGeom>
+                  </pic:spPr>
+                </pic:pic>
+              </a:graphicData>
+            </a:graphic>
+          </wp:inline>
+        </w:drawing>
+      </w:r>
+    </w:p>
+    <w:p>
+      <w:pPr>
+        <w:rPr>
+          <w:lang w:val="vi-VN"/>
+        </w:rPr>
+      </w:pPr>
+    </w:p>
+    <w:p>
+      <w:pPr>
+        <w:rPr>
+          <w:lang w:val="vi-VN"/>
+        </w:rPr>
+      </w:pPr>
+    </w:p>
+    <w:p>
+      <w:pPr>
+        <w:tabs>
+          <w:tab w:val="left" w:pos="1453"/>
+        </w:tabs>
+        <w:rPr>
+          <w:lang w:val="vi-VN"/>
+        </w:rPr>
+      </w:pPr>
+      <w:r>
+        <w:rPr>
+          <w:lang w:val="vi-VN"/>
+        </w:rPr>
+        <w:tab/>
+      </w:r>
+      <w:r>
+        <w:rPr>
+          <w:lang w:val="vi-VN"/>
+        </w:rPr>
+        <w:drawing>
+          <wp:inline distT="0" distB="0" distL="0" distR="0" wp14:anchorId="49E6C338" wp14:editId="34DC054D">
+            <wp:extent cx="2972215" cy="1267002"/>
+            <wp:effectExtent l="0" t="0" r="0" b="9525"/>
+            <wp:docPr id="597161968" name="Picture 1"/>
+            <wp:cNvGraphicFramePr>
+              <a:graphicFrameLocks xmlns:a="http://schemas.openxmlformats.org/drawingml/2006/main" noChangeAspect="1"/>
+            </wp:cNvGraphicFramePr>
+            <a:graphic xmlns:a="http://schemas.openxmlformats.org/drawingml/2006/main">
+              <a:graphicData uri="http://schemas.openxmlformats.org/drawingml/2006/picture">
+                <pic:pic xmlns:pic="http://schemas.openxmlformats.org/drawingml/2006/picture">
+                  <pic:nvPicPr>
+                    <pic:cNvPr id="597161968" name=""/>
+                    <pic:cNvPicPr/>
+                  </pic:nvPicPr>
+                  <pic:blipFill>
+                    <a:blip r:embed="rId53"/>
+                    <a:stretch>
+                      <a:fillRect/>
+                    </a:stretch>
+                  </pic:blipFill>
+                  <pic:spPr>
+                    <a:xfrm>
+                      <a:off x="0" y="0"/>
+                      <a:ext cx="2972215" cy="1267002"/>
+                    </a:xfrm>
+                    <a:prstGeom prst="rect">
+                      <a:avLst/>
+                    </a:prstGeom>
+                  </pic:spPr>
+                </pic:pic>
+              </a:graphicData>
+            </a:graphic>
+          </wp:inline>
+        </w:drawing>
+      </w:r>
+    </w:p>
+    <w:p>
+      <w:pPr>
+        <w:rPr>
+          <w:lang w:val="vi-VN"/>
+        </w:rPr>
+      </w:pPr>
+    </w:p>
+    <w:p>
+      <w:pPr>
+        <w:tabs>
+          <w:tab w:val="left" w:pos="2792"/>
+        </w:tabs>
+        <w:rPr>
+          <w:lang w:val="vi-VN"/>
+        </w:rPr>
+      </w:pPr>
+      <w:r>
+        <w:rPr>
+          <w:lang w:val="vi-VN"/>
+        </w:rPr>
+        <w:lastRenderedPageBreak/>
+        <w:tab/>
+      </w:r>
+      <w:r>
+        <w:rPr>
+          <w:lang w:val="vi-VN"/>
+        </w:rPr>
+        <w:drawing>
+          <wp:inline distT="0" distB="0" distL="0" distR="0" wp14:anchorId="471A5A04" wp14:editId="58FC3733">
+            <wp:extent cx="3334215" cy="2295845"/>
+            <wp:effectExtent l="0" t="0" r="0" b="9525"/>
+            <wp:docPr id="1253743679" name="Picture 1"/>
+            <wp:cNvGraphicFramePr>
+              <a:graphicFrameLocks xmlns:a="http://schemas.openxmlformats.org/drawingml/2006/main" noChangeAspect="1"/>
+            </wp:cNvGraphicFramePr>
+            <a:graphic xmlns:a="http://schemas.openxmlformats.org/drawingml/2006/main">
+              <a:graphicData uri="http://schemas.openxmlformats.org/drawingml/2006/picture">
+                <pic:pic xmlns:pic="http://schemas.openxmlformats.org/drawingml/2006/picture">
+                  <pic:nvPicPr>
+                    <pic:cNvPr id="1253743679" name=""/>
+                    <pic:cNvPicPr/>
+                  </pic:nvPicPr>
+                  <pic:blipFill>
+                    <a:blip r:embed="rId54"/>
+                    <a:stretch>
+                      <a:fillRect/>
+                    </a:stretch>
+                  </pic:blipFill>
+                  <pic:spPr>
+                    <a:xfrm>
+                      <a:off x="0" y="0"/>
+                      <a:ext cx="3334215" cy="2295845"/>
                     </a:xfrm>
                     <a:prstGeom prst="rect">
                       <a:avLst/>
@@ -783,7 +3253,6 @@
   <w:style w:type="character" w:default="1" w:styleId="DefaultParagraphFont">
     <w:name w:val="Default Paragraph Font"/>
     <w:uiPriority w:val="1"/>
-    <w:semiHidden/>
     <w:unhideWhenUsed/>
   </w:style>
   <w:style w:type="table" w:default="1" w:styleId="TableNormal">
